--- a/Launcher/Templates/F_ТИПОВИЙ ДОГОВІР ЦИРК ГО УААСП.docx
+++ b/Launcher/Templates/F_ТИПОВИЙ ДОГОВІР ЦИРК ГО УААСП.docx
@@ -1,6 +1,6 @@
 
 <file path=word/document.xml><?xml version="1.0" encoding="utf-8"?>
-<w:document xmlns:wpc="http://schemas.microsoft.com/office/word/2010/wordprocessingCanvas" xmlns:cx="http://schemas.microsoft.com/office/drawing/2014/chartex" xmlns:cx1="http://schemas.microsoft.com/office/drawing/2015/9/8/chartex" xmlns:cx2="http://schemas.microsoft.com/office/drawing/2015/10/21/chartex" xmlns:cx3="http://schemas.microsoft.com/office/drawing/2016/5/9/chartex" xmlns:cx4="http://schemas.microsoft.com/office/drawing/2016/5/10/chartex" xmlns:cx5="http://schemas.microsoft.com/office/drawing/2016/5/11/chartex" xmlns:cx6="http://schemas.microsoft.com/office/drawing/2016/5/12/chartex" xmlns:cx7="http://schemas.microsoft.com/office/drawing/2016/5/13/chartex" xmlns:cx8="http://schemas.microsoft.com/office/drawing/2016/5/14/chartex" xmlns:mc="http://schemas.openxmlformats.org/markup-compatibility/2006" xmlns:aink="http://schemas.microsoft.com/office/drawing/2016/ink" xmlns:am3d="http://schemas.microsoft.com/office/drawing/2017/model3d" xmlns:o="urn:schemas-microsoft-com:office:office" xmlns:r="http://schemas.openxmlformats.org/officeDocument/2006/relationships" xmlns:m="http://schemas.openxmlformats.org/officeDocument/2006/math" xmlns:v="urn:schemas-microsoft-com:vml" xmlns:wp14="http://schemas.microsoft.com/office/word/2010/wordprocessingDrawing" xmlns:wp="http://schemas.openxmlformats.org/drawingml/2006/wordprocessingDrawing" xmlns:w10="urn:schemas-microsoft-com:office:word" xmlns:w="http://schemas.openxmlformats.org/wordprocessingml/2006/main" xmlns:w14="http://schemas.microsoft.com/office/word/2010/wordml" xmlns:w15="http://schemas.microsoft.com/office/word/2012/wordml" xmlns:w16cid="http://schemas.microsoft.com/office/word/2016/wordml/cid" xmlns:w16se="http://schemas.microsoft.com/office/word/2015/wordml/symex" xmlns:wpg="http://schemas.microsoft.com/office/word/2010/wordprocessingGroup" xmlns:wpi="http://schemas.microsoft.com/office/word/2010/wordprocessingInk" xmlns:wne="http://schemas.microsoft.com/office/word/2006/wordml" xmlns:wps="http://schemas.microsoft.com/office/word/2010/wordprocessingShape" mc:Ignorable="w14 w15 w16se w16cid wp14">
+<w:document xmlns:wpc="http://schemas.microsoft.com/office/word/2010/wordprocessingCanvas" xmlns:mc="http://schemas.openxmlformats.org/markup-compatibility/2006" xmlns:o="urn:schemas-microsoft-com:office:office" xmlns:r="http://schemas.openxmlformats.org/officeDocument/2006/relationships" xmlns:m="http://schemas.openxmlformats.org/officeDocument/2006/math" xmlns:v="urn:schemas-microsoft-com:vml" xmlns:wp14="http://schemas.microsoft.com/office/word/2010/wordprocessingDrawing" xmlns:wp="http://schemas.openxmlformats.org/drawingml/2006/wordprocessingDrawing" xmlns:w10="urn:schemas-microsoft-com:office:word" xmlns:w="http://schemas.openxmlformats.org/wordprocessingml/2006/main" xmlns:w14="http://schemas.microsoft.com/office/word/2010/wordml" xmlns:w15="http://schemas.microsoft.com/office/word/2012/wordml" xmlns:wpg="http://schemas.microsoft.com/office/word/2010/wordprocessingGroup" xmlns:wpi="http://schemas.microsoft.com/office/word/2010/wordprocessingInk" xmlns:wne="http://schemas.microsoft.com/office/word/2006/wordml" xmlns:wps="http://schemas.microsoft.com/office/word/2010/wordprocessingShape" mc:Ignorable="w14 w15 wp14">
   <w:body>
     <w:p>
       <w:pPr>
@@ -472,39 +472,7 @@
           <w:sz w:val="20"/>
           <w:szCs w:val="20"/>
         </w:rPr>
-        <w:t>(</w:t>
-      </w:r>
-      <w:proofErr w:type="spellStart"/>
-      <w:r>
-        <w:rPr>
-          <w:sz w:val="20"/>
-          <w:szCs w:val="20"/>
-        </w:rPr>
-        <w:t>далі</w:t>
-      </w:r>
-      <w:proofErr w:type="spellEnd"/>
-      <w:r>
-        <w:rPr>
-          <w:sz w:val="20"/>
-          <w:szCs w:val="20"/>
-        </w:rPr>
-        <w:t xml:space="preserve"> – </w:t>
-      </w:r>
-      <w:proofErr w:type="spellStart"/>
-      <w:r>
-        <w:rPr>
-          <w:sz w:val="20"/>
-          <w:szCs w:val="20"/>
-        </w:rPr>
-        <w:t>Користувач</w:t>
-      </w:r>
-      <w:proofErr w:type="spellEnd"/>
-      <w:r>
-        <w:rPr>
-          <w:sz w:val="20"/>
-          <w:szCs w:val="20"/>
-        </w:rPr>
-        <w:t>)</w:t>
+        <w:t>(далі – Користувач)</w:t>
       </w:r>
       <w:r>
         <w:rPr>
@@ -680,9 +648,8 @@
           <w:szCs w:val="20"/>
           <w:lang w:val="uk-UA"/>
         </w:rPr>
-        <w:t xml:space="preserve">уклали Ліцензійний договір (далі – </w:t>
-      </w:r>
-      <w:proofErr w:type="gramStart"/>
+        <w:t xml:space="preserve">уклали Ліцензійний договір (далі – Договір) </w:t>
+      </w:r>
       <w:r>
         <w:rPr>
           <w:b w:val="0"/>
@@ -691,28 +658,7 @@
           <w:szCs w:val="20"/>
           <w:lang w:val="uk-UA"/>
         </w:rPr>
-        <w:t xml:space="preserve">Договір) </w:t>
-      </w:r>
-      <w:r>
-        <w:rPr>
-          <w:b w:val="0"/>
-          <w:bCs w:val="0"/>
-          <w:sz w:val="20"/>
-          <w:szCs w:val="20"/>
-          <w:lang w:val="uk-UA"/>
-        </w:rPr>
-        <w:t xml:space="preserve"> про</w:t>
-      </w:r>
-      <w:proofErr w:type="gramEnd"/>
-      <w:r>
-        <w:rPr>
-          <w:b w:val="0"/>
-          <w:bCs w:val="0"/>
-          <w:sz w:val="20"/>
-          <w:szCs w:val="20"/>
-          <w:lang w:val="uk-UA"/>
-        </w:rPr>
-        <w:t xml:space="preserve"> наступне</w:t>
+        <w:t xml:space="preserve"> про наступне</w:t>
       </w:r>
       <w:r>
         <w:rPr>
@@ -1308,6 +1254,7 @@
           <w:docPartGallery w:val="Tables"/>
         </w:docPartList>
       </w:sdtPr>
+      <w:sdtEndPr/>
       <w:sdtContent>
         <w:p>
           <w:pPr>
@@ -1530,25 +1477,7 @@
                     <w:sz w:val="20"/>
                     <w:szCs w:val="20"/>
                   </w:rPr>
-                  <w:t>(</w:t>
-                </w:r>
-                <w:proofErr w:type="spellStart"/>
-                <w:r>
-                  <w:rPr>
-                    <w:i/>
-                    <w:sz w:val="20"/>
-                    <w:szCs w:val="20"/>
-                  </w:rPr>
-                  <w:t>чол</w:t>
-                </w:r>
-                <w:proofErr w:type="spellEnd"/>
-                <w:r>
-                  <w:rPr>
-                    <w:i/>
-                    <w:sz w:val="20"/>
-                    <w:szCs w:val="20"/>
-                  </w:rPr>
-                  <w:t>.)</w:t>
+                  <w:t>(чол.)</w:t>
                 </w:r>
               </w:p>
             </w:tc>
@@ -1647,23 +1576,7 @@
           <w:szCs w:val="20"/>
         </w:rPr>
         <w:lastRenderedPageBreak/>
-        <w:t xml:space="preserve">2.2. Користувач не має права передавати отримані за цим договором права третім особам (без права </w:t>
-      </w:r>
-      <w:proofErr w:type="spellStart"/>
-      <w:r>
-        <w:rPr>
-          <w:sz w:val="20"/>
-          <w:szCs w:val="20"/>
-        </w:rPr>
-        <w:t>субліцензії</w:t>
-      </w:r>
-      <w:proofErr w:type="spellEnd"/>
-      <w:r>
-        <w:rPr>
-          <w:sz w:val="20"/>
-          <w:szCs w:val="20"/>
-        </w:rPr>
-        <w:t xml:space="preserve">). </w:t>
+        <w:t xml:space="preserve">2.2. Користувач не має права передавати отримані за цим договором права третім особам (без права субліцензії). </w:t>
       </w:r>
     </w:p>
     <w:p>
@@ -4289,8 +4202,6 @@
         </w:rPr>
         <w:t>. При цьому, всі зобов’язання Користувача, що виникли під час дії даного Договору, залишаються в силі до їх повного виконання</w:t>
       </w:r>
-      <w:bookmarkStart w:id="4" w:name="_GoBack"/>
-      <w:bookmarkEnd w:id="4"/>
       <w:r>
         <w:rPr>
           <w:sz w:val="20"/>
@@ -4735,15 +4646,7 @@
         <w:t xml:space="preserve"> </w:t>
       </w:r>
       <w:r>
-        <w:t xml:space="preserve">відповідно до законодавства України про захист персональних даних, у базі персональних даних «Користувачі авторського права» підлягають наступні категорії персональних даних: адреса проживання (реєстрації), </w:t>
-      </w:r>
-      <w:proofErr w:type="spellStart"/>
-      <w:r>
-        <w:t>резидентство</w:t>
-      </w:r>
-      <w:proofErr w:type="spellEnd"/>
-      <w:r>
-        <w:t xml:space="preserve">, ідентифікаційний податковий номер, паспортні дані, банківські реквізити, контактні номери телефонів, </w:t>
+        <w:t xml:space="preserve">відповідно до законодавства України про захист персональних даних, у базі персональних даних «Користувачі авторського права» підлягають наступні категорії персональних даних: адреса проживання (реєстрації), резидентство, ідентифікаційний податковий номер, паспортні дані, банківські реквізити, контактні номери телефонів, </w:t>
       </w:r>
       <w:r>
         <w:rPr>
@@ -5427,312 +5330,335 @@
           </w:p>
           <w:p>
             <w:pPr>
-              <w:rPr>
+              <w:ind w:left="207"/>
+              <w:rPr>
+                <w:rFonts w:eastAsia="Times New Roman"/>
                 <w:b w:val="0"/>
-                <w:sz w:val="16"/>
-                <w:szCs w:val="16"/>
-                <w:lang w:val="uk-UA"/>
-              </w:rPr>
-            </w:pPr>
+                <w:bCs w:val="0"/>
+                <w:sz w:val="18"/>
+                <w:szCs w:val="18"/>
+                <w:lang w:val="uk-UA" w:eastAsia="ar-SA"/>
+              </w:rPr>
+            </w:pPr>
+            <w:bookmarkStart w:id="4" w:name="_GoBack"/>
+            <w:bookmarkEnd w:id="4"/>
             <w:r>
               <w:rPr>
+                <w:rFonts w:eastAsia="Times New Roman"/>
                 <w:b w:val="0"/>
-                <w:sz w:val="16"/>
-                <w:szCs w:val="16"/>
-                <w:lang w:val="uk-UA"/>
-              </w:rPr>
-              <w:t xml:space="preserve">    01030, м. Київ, </w:t>
+                <w:bCs w:val="0"/>
+                <w:sz w:val="18"/>
+                <w:szCs w:val="18"/>
+                <w:lang w:val="uk-UA" w:eastAsia="ar-SA"/>
+              </w:rPr>
+              <w:t>Юридична адреса: 01030, м. Київ, вул. Б. Хмельницького,</w:t>
             </w:r>
           </w:p>
           <w:p>
             <w:pPr>
-              <w:ind w:left="180"/>
-              <w:rPr>
+              <w:suppressAutoHyphens/>
+              <w:overflowPunct/>
+              <w:autoSpaceDE/>
+              <w:adjustRightInd/>
+              <w:ind w:left="207"/>
+              <w:textAlignment w:val="auto"/>
+              <w:rPr>
+                <w:rFonts w:eastAsia="Times New Roman"/>
                 <w:b w:val="0"/>
-                <w:sz w:val="16"/>
-                <w:szCs w:val="16"/>
-                <w:lang w:val="uk-UA"/>
+                <w:bCs w:val="0"/>
+                <w:sz w:val="18"/>
+                <w:szCs w:val="18"/>
+                <w:lang w:val="uk-UA" w:eastAsia="ar-SA"/>
               </w:rPr>
             </w:pPr>
             <w:r>
               <w:rPr>
+                <w:rFonts w:eastAsia="Times New Roman"/>
                 <w:b w:val="0"/>
-                <w:sz w:val="16"/>
-                <w:szCs w:val="16"/>
-                <w:lang w:val="uk-UA"/>
-              </w:rPr>
-              <w:t>вул. Б. Хмельницького,</w:t>
+                <w:bCs w:val="0"/>
+                <w:sz w:val="18"/>
+                <w:szCs w:val="18"/>
+                <w:lang w:val="uk-UA" w:eastAsia="ar-SA"/>
+              </w:rPr>
+              <w:t>буд. 41 літера А, прим. 1-3,</w:t>
+            </w:r>
+          </w:p>
+          <w:p>
+            <w:pPr>
+              <w:suppressAutoHyphens/>
+              <w:overflowPunct/>
+              <w:autoSpaceDE/>
+              <w:adjustRightInd/>
+              <w:ind w:left="207"/>
+              <w:textAlignment w:val="auto"/>
+              <w:rPr>
+                <w:rFonts w:eastAsia="Times New Roman"/>
+                <w:b w:val="0"/>
+                <w:bCs w:val="0"/>
+                <w:sz w:val="18"/>
+                <w:szCs w:val="18"/>
+                <w:lang w:val="uk-UA" w:eastAsia="ar-SA"/>
+              </w:rPr>
+            </w:pPr>
+            <w:r>
+              <w:rPr>
+                <w:rFonts w:eastAsia="Times New Roman"/>
+                <w:b w:val="0"/>
+                <w:bCs w:val="0"/>
+                <w:sz w:val="18"/>
+                <w:szCs w:val="18"/>
+                <w:lang w:val="uk-UA" w:eastAsia="ar-SA"/>
+              </w:rPr>
+              <w:t>Фактична адреса: 04053, м. Київ, провулок Киянівський, будинок 3-7, офіс № 223</w:t>
+            </w:r>
+          </w:p>
+          <w:p>
+            <w:pPr>
+              <w:suppressAutoHyphens/>
+              <w:overflowPunct/>
+              <w:autoSpaceDE/>
+              <w:adjustRightInd/>
+              <w:ind w:left="207"/>
+              <w:textAlignment w:val="auto"/>
+              <w:rPr>
+                <w:rFonts w:eastAsia="Times New Roman"/>
+                <w:b w:val="0"/>
+                <w:bCs w:val="0"/>
+                <w:sz w:val="24"/>
+                <w:szCs w:val="24"/>
+                <w:lang w:eastAsia="ar-SA"/>
+              </w:rPr>
+            </w:pPr>
+            <w:r>
+              <w:rPr>
+                <w:rFonts w:eastAsia="Times New Roman"/>
+                <w:b w:val="0"/>
+                <w:bCs w:val="0"/>
+                <w:sz w:val="18"/>
+                <w:szCs w:val="18"/>
+                <w:shd w:val="clear" w:color="auto" w:fill="FFFFFF"/>
+                <w:lang w:val="uk-UA" w:eastAsia="ar-SA"/>
+              </w:rPr>
+              <w:t>тел.: 044-223-60-40;</w:t>
+            </w:r>
+          </w:p>
+          <w:p>
+            <w:pPr>
+              <w:suppressAutoHyphens/>
+              <w:overflowPunct/>
+              <w:autoSpaceDE/>
+              <w:adjustRightInd/>
+              <w:ind w:left="207"/>
+              <w:textAlignment w:val="auto"/>
+              <w:rPr>
+                <w:rFonts w:eastAsia="Times New Roman"/>
+                <w:b w:val="0"/>
+                <w:bCs w:val="0"/>
+                <w:sz w:val="24"/>
+                <w:szCs w:val="24"/>
+                <w:lang w:eastAsia="ar-SA"/>
+              </w:rPr>
+            </w:pPr>
+            <w:r>
+              <w:rPr>
+                <w:rFonts w:eastAsia="Times New Roman"/>
+                <w:sz w:val="18"/>
+                <w:szCs w:val="18"/>
+                <w:lang w:val="uk-UA" w:eastAsia="ar-SA"/>
+              </w:rPr>
+              <w:t>Адреса для листування:</w:t>
             </w:r>
             <w:r>
               <w:rPr>
+                <w:rFonts w:eastAsia="Times New Roman"/>
                 <w:b w:val="0"/>
-                <w:sz w:val="16"/>
-                <w:szCs w:val="16"/>
-              </w:rPr>
-              <w:t xml:space="preserve"> буд.</w:t>
-            </w:r>
-            <w:r>
-              <w:rPr>
-                <w:b w:val="0"/>
-                <w:sz w:val="16"/>
-                <w:szCs w:val="16"/>
-                <w:lang w:val="uk-UA"/>
-              </w:rPr>
-              <w:t xml:space="preserve"> 41 літера А, прим. 1-3,</w:t>
-            </w:r>
-          </w:p>
-          <w:p>
-            <w:pPr>
-              <w:ind w:left="180"/>
-              <w:rPr>
-                <w:b w:val="0"/>
-                <w:sz w:val="16"/>
-                <w:szCs w:val="16"/>
-              </w:rPr>
-            </w:pPr>
-            <w:proofErr w:type="spellStart"/>
-            <w:r>
-              <w:rPr>
-                <w:b w:val="0"/>
-                <w:sz w:val="16"/>
-                <w:szCs w:val="16"/>
-                <w:lang w:val="uk-UA"/>
-              </w:rPr>
-              <w:t>тел</w:t>
-            </w:r>
-            <w:proofErr w:type="spellEnd"/>
-            <w:r>
-              <w:rPr>
-                <w:b w:val="0"/>
-                <w:sz w:val="16"/>
-                <w:szCs w:val="16"/>
-                <w:lang w:val="uk-UA"/>
-              </w:rPr>
-              <w:t>.: (044) 223-60-40;</w:t>
-            </w:r>
-          </w:p>
-          <w:p>
-            <w:pPr>
-              <w:ind w:left="180"/>
-              <w:rPr>
-                <w:b w:val="0"/>
-                <w:sz w:val="16"/>
-                <w:szCs w:val="16"/>
-              </w:rPr>
-            </w:pPr>
-            <w:r>
-              <w:rPr>
-                <w:b w:val="0"/>
-                <w:sz w:val="16"/>
-                <w:szCs w:val="16"/>
-                <w:lang w:val="uk-UA"/>
-              </w:rPr>
-              <w:t>код ЄДРПОУ: 39939650;</w:t>
-            </w:r>
-          </w:p>
-          <w:p>
-            <w:pPr>
-              <w:ind w:left="180"/>
-              <w:rPr>
-                <w:b w:val="0"/>
-                <w:sz w:val="16"/>
-                <w:szCs w:val="16"/>
-                <w:lang w:val="uk-UA"/>
-              </w:rPr>
-            </w:pPr>
-            <w:r>
-              <w:rPr>
-                <w:b w:val="0"/>
-                <w:sz w:val="16"/>
-                <w:szCs w:val="16"/>
-                <w:lang w:val="uk-UA"/>
-              </w:rPr>
-              <w:t>поточний рахунок: 26002053021074</w:t>
-            </w:r>
-          </w:p>
-          <w:p>
-            <w:pPr>
-              <w:ind w:left="180"/>
-              <w:rPr>
-                <w:b w:val="0"/>
-                <w:sz w:val="16"/>
-                <w:szCs w:val="16"/>
-                <w:lang w:val="uk-UA"/>
-              </w:rPr>
-            </w:pPr>
-            <w:r>
-              <w:rPr>
-                <w:b w:val="0"/>
-                <w:sz w:val="16"/>
-                <w:szCs w:val="16"/>
-                <w:lang w:val="uk-UA"/>
-              </w:rPr>
-              <w:t xml:space="preserve">в АТ </w:t>
-            </w:r>
-            <w:r>
-              <w:rPr>
-                <w:b w:val="0"/>
-                <w:sz w:val="16"/>
-                <w:szCs w:val="16"/>
-              </w:rPr>
-              <w:t xml:space="preserve">КБ </w:t>
-            </w:r>
-            <w:r>
-              <w:rPr>
-                <w:b w:val="0"/>
-                <w:sz w:val="16"/>
-                <w:szCs w:val="16"/>
-                <w:lang w:val="uk-UA"/>
-              </w:rPr>
-              <w:t>«Приватбанк»;</w:t>
-            </w:r>
-          </w:p>
-          <w:p>
-            <w:pPr>
-              <w:ind w:left="180"/>
-              <w:rPr>
-                <w:b w:val="0"/>
-                <w:sz w:val="16"/>
-                <w:szCs w:val="16"/>
-                <w:lang w:val="uk-UA"/>
-              </w:rPr>
-            </w:pPr>
-            <w:r>
-              <w:rPr>
-                <w:b w:val="0"/>
-                <w:sz w:val="16"/>
-                <w:szCs w:val="16"/>
-                <w:lang w:val="uk-UA"/>
-              </w:rPr>
-              <w:t>МФО 321842</w:t>
-            </w:r>
-          </w:p>
-          <w:p>
-            <w:pPr>
-              <w:rPr>
-                <w:b w:val="0"/>
-                <w:sz w:val="16"/>
-                <w:szCs w:val="16"/>
-              </w:rPr>
-            </w:pPr>
-            <w:r>
-              <w:rPr>
-                <w:b w:val="0"/>
-                <w:sz w:val="16"/>
-                <w:szCs w:val="16"/>
-                <w:lang w:val="uk-UA"/>
-              </w:rPr>
-              <w:t xml:space="preserve">    </w:t>
-            </w:r>
-            <w:proofErr w:type="spellStart"/>
-            <w:r>
-              <w:rPr>
-                <w:b w:val="0"/>
-                <w:sz w:val="16"/>
-                <w:szCs w:val="16"/>
-              </w:rPr>
-              <w:t>Організація</w:t>
-            </w:r>
-            <w:proofErr w:type="spellEnd"/>
-            <w:r>
-              <w:rPr>
-                <w:b w:val="0"/>
-                <w:sz w:val="16"/>
-                <w:szCs w:val="16"/>
-              </w:rPr>
-              <w:t xml:space="preserve"> </w:t>
-            </w:r>
-            <w:proofErr w:type="spellStart"/>
-            <w:r>
-              <w:rPr>
-                <w:b w:val="0"/>
-                <w:sz w:val="16"/>
-                <w:szCs w:val="16"/>
-              </w:rPr>
-              <w:t>має</w:t>
-            </w:r>
-            <w:proofErr w:type="spellEnd"/>
-            <w:r>
-              <w:rPr>
-                <w:b w:val="0"/>
-                <w:sz w:val="16"/>
-                <w:szCs w:val="16"/>
-              </w:rPr>
-              <w:t xml:space="preserve"> статус </w:t>
-            </w:r>
-            <w:proofErr w:type="spellStart"/>
-            <w:r>
-              <w:rPr>
-                <w:b w:val="0"/>
-                <w:sz w:val="16"/>
-                <w:szCs w:val="16"/>
-              </w:rPr>
-              <w:t>неприбуткової</w:t>
-            </w:r>
-            <w:proofErr w:type="spellEnd"/>
-            <w:r>
-              <w:rPr>
-                <w:b w:val="0"/>
-                <w:sz w:val="16"/>
-                <w:szCs w:val="16"/>
-              </w:rPr>
-              <w:t xml:space="preserve"> за </w:t>
-            </w:r>
-            <w:proofErr w:type="spellStart"/>
-            <w:r>
-              <w:rPr>
-                <w:b w:val="0"/>
-                <w:sz w:val="16"/>
-                <w:szCs w:val="16"/>
-              </w:rPr>
-              <w:t>ознакою</w:t>
-            </w:r>
-            <w:proofErr w:type="spellEnd"/>
-          </w:p>
-          <w:p>
-            <w:pPr>
-              <w:rPr>
-                <w:b w:val="0"/>
-                <w:sz w:val="16"/>
-                <w:szCs w:val="16"/>
-                <w:lang w:val="uk-UA"/>
-              </w:rPr>
-            </w:pPr>
-            <w:r>
-              <w:rPr>
-                <w:b w:val="0"/>
-                <w:sz w:val="16"/>
-                <w:szCs w:val="16"/>
-                <w:lang w:val="uk-UA"/>
-              </w:rPr>
-              <w:t xml:space="preserve">    </w:t>
-            </w:r>
-            <w:proofErr w:type="spellStart"/>
-            <w:r>
-              <w:rPr>
-                <w:b w:val="0"/>
-                <w:sz w:val="16"/>
-                <w:szCs w:val="16"/>
-              </w:rPr>
-              <w:t>неприбутковості</w:t>
-            </w:r>
-            <w:proofErr w:type="spellEnd"/>
-            <w:r>
-              <w:rPr>
-                <w:b w:val="0"/>
-                <w:sz w:val="16"/>
-                <w:szCs w:val="16"/>
+                <w:bCs w:val="0"/>
+                <w:sz w:val="24"/>
+                <w:szCs w:val="24"/>
+                <w:lang w:eastAsia="ar-SA"/>
               </w:rPr>
               <w:t xml:space="preserve"> </w:t>
             </w:r>
             <w:r>
               <w:rPr>
+                <w:rFonts w:eastAsia="Times New Roman"/>
+                <w:sz w:val="18"/>
+                <w:szCs w:val="18"/>
+                <w:lang w:val="uk-UA" w:eastAsia="ar-SA"/>
+              </w:rPr>
+              <w:t>01030, м. Київ, вул. Б. Хмельницького 44, а/с 146</w:t>
+            </w:r>
+          </w:p>
+          <w:p>
+            <w:pPr>
+              <w:suppressAutoHyphens/>
+              <w:overflowPunct/>
+              <w:autoSpaceDE/>
+              <w:adjustRightInd/>
+              <w:ind w:left="207"/>
+              <w:textAlignment w:val="auto"/>
+              <w:rPr>
+                <w:rFonts w:eastAsia="Times New Roman"/>
                 <w:b w:val="0"/>
-                <w:sz w:val="16"/>
-                <w:szCs w:val="16"/>
-                <w:lang w:val="uk-UA"/>
-              </w:rPr>
-              <w:t>0032</w:t>
+                <w:bCs w:val="0"/>
+                <w:sz w:val="24"/>
+                <w:szCs w:val="24"/>
+                <w:lang w:eastAsia="ar-SA"/>
+              </w:rPr>
+            </w:pPr>
+            <w:r>
+              <w:rPr>
+                <w:rFonts w:eastAsia="Times New Roman"/>
+                <w:b w:val="0"/>
+                <w:bCs w:val="0"/>
+                <w:sz w:val="18"/>
+                <w:szCs w:val="18"/>
+                <w:lang w:val="uk-UA" w:eastAsia="ar-SA"/>
+              </w:rPr>
+              <w:t>код ЄДРПОУ: 39939650;</w:t>
+            </w:r>
+          </w:p>
+          <w:p>
+            <w:pPr>
+              <w:suppressAutoHyphens/>
+              <w:overflowPunct/>
+              <w:autoSpaceDE/>
+              <w:adjustRightInd/>
+              <w:ind w:left="207"/>
+              <w:textAlignment w:val="auto"/>
+              <w:rPr>
+                <w:rFonts w:eastAsia="Times New Roman"/>
+                <w:b w:val="0"/>
+                <w:bCs w:val="0"/>
+                <w:sz w:val="24"/>
+                <w:szCs w:val="24"/>
+                <w:lang w:eastAsia="ar-SA"/>
+              </w:rPr>
+            </w:pPr>
+            <w:r>
+              <w:rPr>
+                <w:rFonts w:eastAsia="Times New Roman"/>
+                <w:b w:val="0"/>
+                <w:bCs w:val="0"/>
+                <w:sz w:val="18"/>
+                <w:szCs w:val="18"/>
+                <w:lang w:val="uk-UA" w:eastAsia="ar-SA"/>
+              </w:rPr>
+              <w:t>IBAN UA763218420000026002053021074</w:t>
+            </w:r>
+          </w:p>
+          <w:p>
+            <w:pPr>
+              <w:suppressAutoHyphens/>
+              <w:overflowPunct/>
+              <w:autoSpaceDE/>
+              <w:adjustRightInd/>
+              <w:ind w:left="207"/>
+              <w:textAlignment w:val="auto"/>
+              <w:rPr>
+                <w:rFonts w:eastAsia="Times New Roman"/>
+                <w:b w:val="0"/>
+                <w:bCs w:val="0"/>
+                <w:sz w:val="24"/>
+                <w:szCs w:val="24"/>
+                <w:lang w:eastAsia="ar-SA"/>
+              </w:rPr>
+            </w:pPr>
+            <w:r>
+              <w:rPr>
+                <w:rFonts w:eastAsia="Times New Roman"/>
+                <w:b w:val="0"/>
+                <w:bCs w:val="0"/>
+                <w:sz w:val="18"/>
+                <w:szCs w:val="18"/>
+                <w:lang w:val="uk-UA" w:eastAsia="ar-SA"/>
+              </w:rPr>
+              <w:t>в АТ КБ «Приватбанк»;</w:t>
+            </w:r>
+          </w:p>
+          <w:p>
+            <w:pPr>
+              <w:suppressAutoHyphens/>
+              <w:overflowPunct/>
+              <w:autoSpaceDE/>
+              <w:adjustRightInd/>
+              <w:ind w:left="207"/>
+              <w:textAlignment w:val="auto"/>
+              <w:rPr>
+                <w:rFonts w:eastAsia="Times New Roman"/>
+                <w:b w:val="0"/>
+                <w:bCs w:val="0"/>
+                <w:sz w:val="24"/>
+                <w:szCs w:val="24"/>
+                <w:lang w:eastAsia="ar-SA"/>
+              </w:rPr>
+            </w:pPr>
+            <w:r>
+              <w:rPr>
+                <w:rFonts w:eastAsia="Times New Roman"/>
+                <w:b w:val="0"/>
+                <w:bCs w:val="0"/>
+                <w:sz w:val="18"/>
+                <w:szCs w:val="18"/>
+                <w:lang w:val="uk-UA" w:eastAsia="ar-SA"/>
+              </w:rPr>
+              <w:t>МФО 321842</w:t>
+            </w:r>
+          </w:p>
+          <w:p>
+            <w:pPr>
+              <w:suppressAutoHyphens/>
+              <w:overflowPunct/>
+              <w:autoSpaceDE/>
+              <w:adjustRightInd/>
+              <w:textAlignment w:val="auto"/>
+              <w:rPr>
+                <w:rFonts w:eastAsia="Times New Roman"/>
+                <w:b w:val="0"/>
+                <w:bCs w:val="0"/>
+                <w:sz w:val="24"/>
+                <w:szCs w:val="24"/>
+                <w:lang w:eastAsia="ar-SA"/>
+              </w:rPr>
+            </w:pPr>
+            <w:r>
+              <w:rPr>
+                <w:rFonts w:eastAsia="Times New Roman"/>
+                <w:b w:val="0"/>
+                <w:bCs w:val="0"/>
+                <w:sz w:val="18"/>
+                <w:szCs w:val="18"/>
+                <w:lang w:val="uk-UA" w:eastAsia="ar-SA"/>
+              </w:rPr>
+              <w:t>     Організація має статус неприбуткової за ознакою</w:t>
+            </w:r>
+          </w:p>
+          <w:p>
+            <w:pPr>
+              <w:suppressAutoHyphens/>
+              <w:overflowPunct/>
+              <w:autoSpaceDE/>
+              <w:adjustRightInd/>
+              <w:textAlignment w:val="auto"/>
+              <w:rPr>
+                <w:rFonts w:eastAsia="Times New Roman"/>
+                <w:b w:val="0"/>
+                <w:bCs w:val="0"/>
+                <w:sz w:val="24"/>
+                <w:szCs w:val="24"/>
+                <w:lang w:eastAsia="ar-SA"/>
+              </w:rPr>
+            </w:pPr>
+            <w:r>
+              <w:rPr>
+                <w:rFonts w:eastAsia="Times New Roman"/>
+                <w:b w:val="0"/>
+                <w:bCs w:val="0"/>
+                <w:sz w:val="18"/>
+                <w:szCs w:val="18"/>
+                <w:lang w:val="uk-UA" w:eastAsia="ar-SA"/>
+              </w:rPr>
+              <w:t>     неприбутковості 0032</w:t>
             </w:r>
           </w:p>
           <w:p>
@@ -5747,13 +5673,16 @@
             <w:hyperlink r:id="rId7" w:history="1">
               <w:r>
                 <w:rPr>
+                  <w:rFonts w:eastAsia="Times New Roman"/>
+                  <w:b w:val="0"/>
+                  <w:bCs w:val="0"/>
                   <w:color w:val="0000FF"/>
-                  <w:sz w:val="16"/>
-                  <w:szCs w:val="16"/>
+                  <w:sz w:val="18"/>
+                  <w:szCs w:val="18"/>
                   <w:u w:val="single"/>
-                  <w:lang w:val="uk-UA"/>
+                  <w:lang w:val="uk-UA" w:eastAsia="ar-SA"/>
                 </w:rPr>
-                <w:t>www.uacrr.org.ua</w:t>
+                <w:t>http://uacrr.org.ua</w:t>
               </w:r>
             </w:hyperlink>
           </w:p>
@@ -6090,23 +6019,13 @@
                 <w:lang w:val="uk-UA"/>
               </w:rPr>
             </w:pPr>
-            <w:proofErr w:type="spellStart"/>
             <w:r>
               <w:rPr>
                 <w:sz w:val="16"/>
                 <w:szCs w:val="16"/>
                 <w:lang w:val="uk-UA"/>
               </w:rPr>
-              <w:t>Тел</w:t>
-            </w:r>
-            <w:proofErr w:type="spellEnd"/>
-            <w:r>
-              <w:rPr>
-                <w:sz w:val="16"/>
-                <w:szCs w:val="16"/>
-                <w:lang w:val="uk-UA"/>
-              </w:rPr>
-              <w:t xml:space="preserve">.: </w:t>
+              <w:t xml:space="preserve">Тел.: </w:t>
             </w:r>
             <w:sdt>
               <w:sdtPr>
@@ -6635,25 +6554,7 @@
                 <w:szCs w:val="16"/>
                 <w:lang w:val="uk-UA"/>
               </w:rPr>
-              <w:t>E-</w:t>
-            </w:r>
-            <w:proofErr w:type="spellStart"/>
-            <w:r>
-              <w:rPr>
-                <w:sz w:val="16"/>
-                <w:szCs w:val="16"/>
-                <w:lang w:val="uk-UA"/>
-              </w:rPr>
-              <w:t>mail</w:t>
-            </w:r>
-            <w:proofErr w:type="spellEnd"/>
-            <w:r>
-              <w:rPr>
-                <w:sz w:val="16"/>
-                <w:szCs w:val="16"/>
-                <w:lang w:val="uk-UA"/>
-              </w:rPr>
-              <w:t>: _______________________________</w:t>
+              <w:t>E-mail: _______________________________</w:t>
             </w:r>
           </w:p>
           <w:p>
@@ -6751,51 +6652,13 @@
                     </w:rPr>
                     <w:t xml:space="preserve">    </w:t>
                   </w:r>
-                  <w:proofErr w:type="spellStart"/>
                   <w:r>
                     <w:rPr>
                       <w:sz w:val="18"/>
                       <w:szCs w:val="18"/>
                       <w:vertAlign w:val="superscript"/>
                     </w:rPr>
-                    <w:t>м.п</w:t>
-                  </w:r>
-                  <w:proofErr w:type="spellEnd"/>
-                  <w:r>
-                    <w:rPr>
-                      <w:sz w:val="18"/>
-                      <w:szCs w:val="18"/>
-                      <w:vertAlign w:val="superscript"/>
-                    </w:rPr>
-                    <w:t>.           (</w:t>
-                  </w:r>
-                  <w:proofErr w:type="spellStart"/>
-                  <w:proofErr w:type="gramStart"/>
-                  <w:r>
-                    <w:rPr>
-                      <w:sz w:val="18"/>
-                      <w:szCs w:val="18"/>
-                      <w:vertAlign w:val="superscript"/>
-                    </w:rPr>
-                    <w:t>підпис</w:t>
-                  </w:r>
-                  <w:proofErr w:type="spellEnd"/>
-                  <w:r>
-                    <w:rPr>
-                      <w:sz w:val="18"/>
-                      <w:szCs w:val="18"/>
-                      <w:vertAlign w:val="superscript"/>
-                    </w:rPr>
-                    <w:t xml:space="preserve">)   </w:t>
-                  </w:r>
-                  <w:proofErr w:type="gramEnd"/>
-                  <w:r>
-                    <w:rPr>
-                      <w:sz w:val="18"/>
-                      <w:szCs w:val="18"/>
-                      <w:vertAlign w:val="superscript"/>
-                    </w:rPr>
-                    <w:t xml:space="preserve">                </w:t>
+                    <w:t xml:space="preserve">м.п.           (підпис)                   </w:t>
                   </w:r>
                 </w:p>
               </w:tc>
@@ -7107,7 +6970,6 @@
                 <w:lang w:val="uk-UA"/>
               </w:rPr>
             </w:pPr>
-            <w:proofErr w:type="spellStart"/>
             <w:r>
               <w:rPr>
                 <w:rFonts w:eastAsia="Calibri"/>
@@ -7117,19 +6979,7 @@
                 <w:szCs w:val="16"/>
                 <w:lang w:val="uk-UA" w:eastAsia="en-US"/>
               </w:rPr>
-              <w:t>тел</w:t>
-            </w:r>
-            <w:proofErr w:type="spellEnd"/>
-            <w:r>
-              <w:rPr>
-                <w:rFonts w:eastAsia="Calibri"/>
-                <w:b w:val="0"/>
-                <w:bCs w:val="0"/>
-                <w:sz w:val="16"/>
-                <w:szCs w:val="16"/>
-                <w:lang w:val="uk-UA" w:eastAsia="en-US"/>
-              </w:rPr>
-              <w:t>.:</w:t>
+              <w:t>тел.:</w:t>
             </w:r>
             <w:r>
               <w:rPr>
@@ -7490,33 +7340,8 @@
                 <w:sz w:val="18"/>
                 <w:szCs w:val="18"/>
               </w:rPr>
-              <w:t xml:space="preserve">До </w:t>
+              <w:t>До звіту Представника</w:t>
             </w:r>
-            <w:proofErr w:type="spellStart"/>
-            <w:r>
-              <w:rPr>
-                <w:sz w:val="18"/>
-                <w:szCs w:val="18"/>
-              </w:rPr>
-              <w:t>звіту</w:t>
-            </w:r>
-            <w:proofErr w:type="spellEnd"/>
-            <w:r>
-              <w:rPr>
-                <w:sz w:val="18"/>
-                <w:szCs w:val="18"/>
-              </w:rPr>
-              <w:t xml:space="preserve"> </w:t>
-            </w:r>
-            <w:proofErr w:type="spellStart"/>
-            <w:r>
-              <w:rPr>
-                <w:sz w:val="18"/>
-                <w:szCs w:val="18"/>
-              </w:rPr>
-              <w:t>Представника</w:t>
-            </w:r>
-            <w:proofErr w:type="spellEnd"/>
           </w:p>
         </w:tc>
       </w:tr>
@@ -7589,6 +7414,7 @@
           <w:sz w:val="18"/>
           <w:szCs w:val="18"/>
         </w:rPr>
+        <w:lastRenderedPageBreak/>
         <w:t>РОЗРАХУНКОВИЙ ЛИСТ № ________</w:t>
       </w:r>
     </w:p>
@@ -7637,21 +7463,12 @@
           <w:szCs w:val="18"/>
         </w:rPr>
       </w:pPr>
-      <w:proofErr w:type="spellStart"/>
       <w:r>
         <w:rPr>
           <w:sz w:val="18"/>
           <w:szCs w:val="18"/>
         </w:rPr>
-        <w:t>Гастролі</w:t>
-      </w:r>
-      <w:proofErr w:type="spellEnd"/>
-      <w:r>
-        <w:rPr>
-          <w:sz w:val="18"/>
-          <w:szCs w:val="18"/>
-        </w:rPr>
-        <w:t xml:space="preserve"> _______________________________ театру</w:t>
+        <w:t>Гастролі _______________________________ театру</w:t>
       </w:r>
     </w:p>
     <w:p>
@@ -7667,23 +7484,7 @@
           <w:sz w:val="18"/>
           <w:szCs w:val="18"/>
         </w:rPr>
-        <w:t xml:space="preserve">в </w:t>
-      </w:r>
-      <w:proofErr w:type="spellStart"/>
-      <w:r>
-        <w:rPr>
-          <w:sz w:val="18"/>
-          <w:szCs w:val="18"/>
-        </w:rPr>
-        <w:t>приміщенні</w:t>
-      </w:r>
-      <w:proofErr w:type="spellEnd"/>
-      <w:r>
-        <w:rPr>
-          <w:sz w:val="18"/>
-          <w:szCs w:val="18"/>
-        </w:rPr>
-        <w:t>_________________________________</w:t>
+        <w:t>в приміщенні_________________________________</w:t>
       </w:r>
     </w:p>
     <w:p>
@@ -7694,53 +7495,12 @@
           <w:szCs w:val="18"/>
         </w:rPr>
       </w:pPr>
-      <w:proofErr w:type="spellStart"/>
       <w:r>
         <w:rPr>
           <w:sz w:val="18"/>
           <w:szCs w:val="18"/>
         </w:rPr>
-        <w:t>Поточний</w:t>
-      </w:r>
-      <w:proofErr w:type="spellEnd"/>
-      <w:r>
-        <w:rPr>
-          <w:sz w:val="18"/>
-          <w:szCs w:val="18"/>
-        </w:rPr>
-        <w:t xml:space="preserve"> </w:t>
-      </w:r>
-      <w:proofErr w:type="spellStart"/>
-      <w:r>
-        <w:rPr>
-          <w:sz w:val="18"/>
-          <w:szCs w:val="18"/>
-        </w:rPr>
-        <w:t>рахунок</w:t>
-      </w:r>
-      <w:proofErr w:type="spellEnd"/>
-      <w:r>
-        <w:rPr>
-          <w:sz w:val="18"/>
-          <w:szCs w:val="18"/>
-        </w:rPr>
-        <w:t xml:space="preserve"> </w:t>
-      </w:r>
-      <w:proofErr w:type="spellStart"/>
-      <w:r>
-        <w:rPr>
-          <w:sz w:val="18"/>
-          <w:szCs w:val="18"/>
-        </w:rPr>
-        <w:t>платника</w:t>
-      </w:r>
-      <w:proofErr w:type="spellEnd"/>
-      <w:r>
-        <w:rPr>
-          <w:sz w:val="18"/>
-          <w:szCs w:val="18"/>
-        </w:rPr>
-        <w:t xml:space="preserve"> № __________________</w:t>
+        <w:t>Поточний рахунок платника № __________________</w:t>
       </w:r>
     </w:p>
     <w:p>
@@ -7772,39 +7532,7 @@
           <w:sz w:val="18"/>
           <w:szCs w:val="18"/>
         </w:rPr>
-        <w:t xml:space="preserve">Строк оплати </w:t>
-      </w:r>
-      <w:proofErr w:type="spellStart"/>
-      <w:r>
-        <w:rPr>
-          <w:sz w:val="18"/>
-          <w:szCs w:val="18"/>
-        </w:rPr>
-        <w:t>даного</w:t>
-      </w:r>
-      <w:proofErr w:type="spellEnd"/>
-      <w:r>
-        <w:rPr>
-          <w:sz w:val="18"/>
-          <w:szCs w:val="18"/>
-        </w:rPr>
-        <w:t xml:space="preserve"> </w:t>
-      </w:r>
-      <w:proofErr w:type="spellStart"/>
-      <w:r>
-        <w:rPr>
-          <w:sz w:val="18"/>
-          <w:szCs w:val="18"/>
-        </w:rPr>
-        <w:t>розрахункового</w:t>
-      </w:r>
-      <w:proofErr w:type="spellEnd"/>
-      <w:r>
-        <w:rPr>
-          <w:sz w:val="18"/>
-          <w:szCs w:val="18"/>
-        </w:rPr>
-        <w:t xml:space="preserve"> листа</w:t>
+        <w:t>Строк оплати даного розрахункового листа</w:t>
       </w:r>
     </w:p>
     <w:p>
@@ -7836,6 +7564,7 @@
           <w:sz w:val="18"/>
           <w:szCs w:val="18"/>
         </w:rPr>
+        <w:lastRenderedPageBreak/>
         <w:t>м. ___________________________________________</w:t>
       </w:r>
     </w:p>
@@ -7852,23 +7581,7 @@
           <w:sz w:val="18"/>
           <w:szCs w:val="18"/>
         </w:rPr>
-        <w:t>(</w:t>
-      </w:r>
-      <w:proofErr w:type="spellStart"/>
-      <w:r>
-        <w:rPr>
-          <w:sz w:val="18"/>
-          <w:szCs w:val="18"/>
-        </w:rPr>
-        <w:t>найменування</w:t>
-      </w:r>
-      <w:proofErr w:type="spellEnd"/>
-      <w:r>
-        <w:rPr>
-          <w:sz w:val="18"/>
-          <w:szCs w:val="18"/>
-        </w:rPr>
-        <w:t xml:space="preserve"> пункту)</w:t>
+        <w:t>(найменування пункту)</w:t>
       </w:r>
     </w:p>
     <w:p>
@@ -7900,55 +7613,7 @@
           <w:sz w:val="18"/>
           <w:szCs w:val="18"/>
         </w:rPr>
-        <w:t>(</w:t>
-      </w:r>
-      <w:proofErr w:type="spellStart"/>
-      <w:r>
-        <w:rPr>
-          <w:sz w:val="18"/>
-          <w:szCs w:val="18"/>
-        </w:rPr>
-        <w:t>прізвища</w:t>
-      </w:r>
-      <w:proofErr w:type="spellEnd"/>
-      <w:r>
-        <w:rPr>
-          <w:sz w:val="18"/>
-          <w:szCs w:val="18"/>
-        </w:rPr>
-        <w:t xml:space="preserve"> та </w:t>
-      </w:r>
-      <w:proofErr w:type="spellStart"/>
-      <w:r>
-        <w:rPr>
-          <w:sz w:val="18"/>
-          <w:szCs w:val="18"/>
-        </w:rPr>
-        <w:t>ініціали</w:t>
-      </w:r>
-      <w:proofErr w:type="spellEnd"/>
-      <w:r>
-        <w:rPr>
-          <w:sz w:val="18"/>
-          <w:szCs w:val="18"/>
-        </w:rPr>
-        <w:t xml:space="preserve"> </w:t>
-      </w:r>
-      <w:proofErr w:type="spellStart"/>
-      <w:r>
-        <w:rPr>
-          <w:sz w:val="18"/>
-          <w:szCs w:val="18"/>
-        </w:rPr>
-        <w:t>представника</w:t>
-      </w:r>
-      <w:proofErr w:type="spellEnd"/>
-      <w:r>
-        <w:rPr>
-          <w:sz w:val="18"/>
-          <w:szCs w:val="18"/>
-        </w:rPr>
-        <w:t>)</w:t>
+        <w:t>(прізвища та ініціали представника)</w:t>
       </w:r>
     </w:p>
     <w:p>
@@ -7959,37 +7624,12 @@
           <w:szCs w:val="18"/>
         </w:rPr>
       </w:pPr>
-      <w:proofErr w:type="spellStart"/>
       <w:r>
         <w:rPr>
           <w:sz w:val="18"/>
           <w:szCs w:val="18"/>
         </w:rPr>
-        <w:t>Поточний</w:t>
-      </w:r>
-      <w:proofErr w:type="spellEnd"/>
-      <w:r>
-        <w:rPr>
-          <w:sz w:val="18"/>
-          <w:szCs w:val="18"/>
-        </w:rPr>
-        <w:t xml:space="preserve"> </w:t>
-      </w:r>
-      <w:proofErr w:type="spellStart"/>
-      <w:r>
-        <w:rPr>
-          <w:sz w:val="18"/>
-          <w:szCs w:val="18"/>
-        </w:rPr>
-        <w:t>рахунок</w:t>
-      </w:r>
-      <w:proofErr w:type="spellEnd"/>
-      <w:r>
-        <w:rPr>
-          <w:sz w:val="18"/>
-          <w:szCs w:val="18"/>
-        </w:rPr>
-        <w:t xml:space="preserve"> ГО УААСП:</w:t>
+        <w:t>Поточний рахунок ГО УААСП:</w:t>
       </w:r>
     </w:p>
     <w:p>
@@ -8041,23 +7681,7 @@
           <w:sz w:val="18"/>
           <w:szCs w:val="18"/>
         </w:rPr>
-        <w:t>АТ КБ «</w:t>
-      </w:r>
-      <w:proofErr w:type="spellStart"/>
-      <w:r>
-        <w:rPr>
-          <w:sz w:val="18"/>
-          <w:szCs w:val="18"/>
-        </w:rPr>
-        <w:t>Приватбанк</w:t>
-      </w:r>
-      <w:proofErr w:type="spellEnd"/>
-      <w:r>
-        <w:rPr>
-          <w:sz w:val="18"/>
-          <w:szCs w:val="18"/>
-        </w:rPr>
-        <w:t>»</w:t>
+        <w:t>АТ КБ «Приватбанк»</w:t>
       </w:r>
     </w:p>
     <w:p>
@@ -8069,7 +7693,6 @@
           <w:szCs w:val="18"/>
         </w:rPr>
       </w:pPr>
-      <w:proofErr w:type="gramStart"/>
       <w:r>
         <w:rPr>
           <w:bCs w:val="0"/>
@@ -8093,15 +7716,7 @@
           <w:sz w:val="18"/>
           <w:szCs w:val="18"/>
         </w:rPr>
-        <w:t>321842</w:t>
-      </w:r>
-      <w:proofErr w:type="gramEnd"/>
-      <w:r>
-        <w:rPr>
-          <w:sz w:val="18"/>
-          <w:szCs w:val="18"/>
-        </w:rPr>
-        <w:t xml:space="preserve">; код ГО УААСП за ЄДРПОУ: 39939650 </w:t>
+        <w:t xml:space="preserve">321842; код ГО УААСП за ЄДРПОУ: 39939650 </w:t>
       </w:r>
     </w:p>
     <w:p>
@@ -8112,21 +7727,12 @@
           <w:szCs w:val="18"/>
         </w:rPr>
       </w:pPr>
-      <w:proofErr w:type="spellStart"/>
       <w:r>
         <w:rPr>
           <w:sz w:val="18"/>
           <w:szCs w:val="18"/>
         </w:rPr>
-        <w:t>Складений</w:t>
-      </w:r>
-      <w:proofErr w:type="spellEnd"/>
-      <w:r>
-        <w:rPr>
-          <w:sz w:val="18"/>
-          <w:szCs w:val="18"/>
-        </w:rPr>
-        <w:t xml:space="preserve"> “___” _____________________ 20__ р.</w:t>
+        <w:t>Складений “___” _____________________ 20__ р.</w:t>
       </w:r>
     </w:p>
     <w:tbl>
@@ -8173,31 +7779,13 @@
                 <w:szCs w:val="22"/>
               </w:rPr>
             </w:pPr>
-            <w:proofErr w:type="spellStart"/>
             <w:r>
               <w:rPr>
                 <w:sz w:val="22"/>
                 <w:szCs w:val="22"/>
               </w:rPr>
-              <w:t>Заповнюється</w:t>
+              <w:t>Заповнюється платником</w:t>
             </w:r>
-            <w:proofErr w:type="spellEnd"/>
-            <w:r>
-              <w:rPr>
-                <w:sz w:val="22"/>
-                <w:szCs w:val="22"/>
-              </w:rPr>
-              <w:t xml:space="preserve"> </w:t>
-            </w:r>
-            <w:proofErr w:type="spellStart"/>
-            <w:r>
-              <w:rPr>
-                <w:sz w:val="22"/>
-                <w:szCs w:val="22"/>
-              </w:rPr>
-              <w:t>платником</w:t>
-            </w:r>
-            <w:proofErr w:type="spellEnd"/>
           </w:p>
         </w:tc>
         <w:tc>
@@ -8229,7 +7817,6 @@
                 <w:sz w:val="12"/>
               </w:rPr>
             </w:pPr>
-            <w:proofErr w:type="gramStart"/>
             <w:r>
               <w:rPr>
                 <w:b/>
@@ -8245,7 +7832,6 @@
               </w:rPr>
               <w:t>УААСП</w:t>
             </w:r>
-            <w:proofErr w:type="gramEnd"/>
           </w:p>
         </w:tc>
       </w:tr>
@@ -8269,49 +7855,7 @@
               <w:rPr>
                 <w:sz w:val="17"/>
               </w:rPr>
-              <w:t xml:space="preserve">Дата </w:t>
-            </w:r>
-            <w:proofErr w:type="spellStart"/>
-            <w:r>
-              <w:rPr>
-                <w:sz w:val="17"/>
-              </w:rPr>
-              <w:t>публічного</w:t>
-            </w:r>
-            <w:proofErr w:type="spellEnd"/>
-            <w:r>
-              <w:rPr>
-                <w:sz w:val="17"/>
-              </w:rPr>
-              <w:t xml:space="preserve"> </w:t>
-            </w:r>
-            <w:proofErr w:type="spellStart"/>
-            <w:r>
-              <w:rPr>
-                <w:sz w:val="17"/>
-              </w:rPr>
-              <w:t>виконання</w:t>
-            </w:r>
-            <w:proofErr w:type="spellEnd"/>
-            <w:r>
-              <w:rPr>
-                <w:sz w:val="17"/>
-              </w:rPr>
-              <w:t xml:space="preserve"> та </w:t>
-            </w:r>
-            <w:proofErr w:type="spellStart"/>
-            <w:r>
-              <w:rPr>
-                <w:sz w:val="17"/>
-              </w:rPr>
-              <w:t>кількість</w:t>
-            </w:r>
-            <w:proofErr w:type="spellEnd"/>
-            <w:r>
-              <w:rPr>
-                <w:sz w:val="17"/>
-              </w:rPr>
-              <w:t xml:space="preserve"> </w:t>
+              <w:t xml:space="preserve">Дата публічного виконання та кількість </w:t>
             </w:r>
           </w:p>
           <w:p>
@@ -8356,274 +7900,119 @@
                 <w:sz w:val="12"/>
               </w:rPr>
             </w:pPr>
-            <w:proofErr w:type="spellStart"/>
             <w:r>
               <w:rPr>
                 <w:sz w:val="12"/>
               </w:rPr>
-              <w:t>Найменування</w:t>
+              <w:t xml:space="preserve">Найменування </w:t>
             </w:r>
-            <w:proofErr w:type="spellEnd"/>
             <w:r>
               <w:rPr>
                 <w:sz w:val="12"/>
+                <w:lang w:val="uk-UA"/>
+              </w:rPr>
+              <w:t xml:space="preserve">циркової програми </w:t>
+            </w:r>
+            <w:r>
+              <w:rPr>
+                <w:sz w:val="12"/>
+              </w:rPr>
+              <w:t>або таких заходів, як концерт, танці і т. інше</w:t>
+            </w:r>
+          </w:p>
+        </w:tc>
+        <w:tc>
+          <w:tcPr>
+            <w:tcW w:w="1170" w:type="dxa"/>
+            <w:vAlign w:val="center"/>
+          </w:tcPr>
+          <w:p>
+            <w:pPr>
+              <w:jc w:val="center"/>
+              <w:rPr>
+                <w:sz w:val="17"/>
+              </w:rPr>
+            </w:pPr>
+            <w:r>
+              <w:rPr>
+                <w:sz w:val="17"/>
+              </w:rPr>
+              <w:t>Кількість актів (відділень)</w:t>
+            </w:r>
+          </w:p>
+        </w:tc>
+        <w:tc>
+          <w:tcPr>
+            <w:tcW w:w="1150" w:type="dxa"/>
+            <w:vAlign w:val="center"/>
+          </w:tcPr>
+          <w:p>
+            <w:pPr>
+              <w:jc w:val="center"/>
+              <w:rPr>
+                <w:sz w:val="14"/>
+                <w:szCs w:val="14"/>
+              </w:rPr>
+            </w:pPr>
+            <w:r>
+              <w:rPr>
+                <w:sz w:val="14"/>
+                <w:szCs w:val="14"/>
+              </w:rPr>
+              <w:t xml:space="preserve">Сума валового збору </w:t>
+            </w:r>
+          </w:p>
+          <w:p>
+            <w:pPr>
+              <w:jc w:val="center"/>
+              <w:rPr>
+                <w:sz w:val="16"/>
+                <w:szCs w:val="16"/>
+                <w:lang w:val="uk-UA"/>
+              </w:rPr>
+            </w:pPr>
+            <w:r>
+              <w:rPr>
+                <w:sz w:val="14"/>
+                <w:szCs w:val="14"/>
+              </w:rPr>
+              <w:t xml:space="preserve">або витрат на проведення </w:t>
+            </w:r>
+            <w:r>
+              <w:rPr>
+                <w:sz w:val="14"/>
+                <w:szCs w:val="14"/>
+                <w:lang w:val="uk-UA"/>
+              </w:rPr>
+              <w:t>циркової програми і</w:t>
+            </w:r>
+            <w:r>
+              <w:rPr>
+                <w:sz w:val="17"/>
+                <w:lang w:val="uk-UA"/>
               </w:rPr>
               <w:t xml:space="preserve"> </w:t>
             </w:r>
             <w:r>
               <w:rPr>
-                <w:sz w:val="12"/>
-                <w:lang w:val="uk-UA"/>
-              </w:rPr>
-              <w:t xml:space="preserve">циркової програми </w:t>
-            </w:r>
-            <w:proofErr w:type="spellStart"/>
-            <w:r>
-              <w:rPr>
-                <w:sz w:val="12"/>
-              </w:rPr>
-              <w:t>або</w:t>
-            </w:r>
-            <w:proofErr w:type="spellEnd"/>
-            <w:r>
-              <w:rPr>
-                <w:sz w:val="12"/>
-              </w:rPr>
-              <w:t xml:space="preserve"> таких </w:t>
-            </w:r>
-            <w:proofErr w:type="spellStart"/>
-            <w:r>
-              <w:rPr>
-                <w:sz w:val="12"/>
-              </w:rPr>
-              <w:t>заходів</w:t>
-            </w:r>
-            <w:proofErr w:type="spellEnd"/>
-            <w:r>
-              <w:rPr>
-                <w:sz w:val="12"/>
-              </w:rPr>
-              <w:t xml:space="preserve">, як концерт, </w:t>
-            </w:r>
-            <w:proofErr w:type="spellStart"/>
-            <w:r>
-              <w:rPr>
-                <w:sz w:val="12"/>
-              </w:rPr>
-              <w:t>танці</w:t>
-            </w:r>
-            <w:proofErr w:type="spellEnd"/>
-            <w:r>
-              <w:rPr>
-                <w:sz w:val="12"/>
-              </w:rPr>
-              <w:t xml:space="preserve"> і т. </w:t>
-            </w:r>
-            <w:proofErr w:type="spellStart"/>
-            <w:r>
-              <w:rPr>
-                <w:sz w:val="12"/>
-              </w:rPr>
-              <w:t>інше</w:t>
-            </w:r>
-            <w:proofErr w:type="spellEnd"/>
-          </w:p>
-        </w:tc>
-        <w:tc>
-          <w:tcPr>
-            <w:tcW w:w="1170" w:type="dxa"/>
-            <w:vAlign w:val="center"/>
-          </w:tcPr>
-          <w:p>
-            <w:pPr>
-              <w:jc w:val="center"/>
-              <w:rPr>
-                <w:sz w:val="17"/>
-              </w:rPr>
-            </w:pPr>
-            <w:proofErr w:type="spellStart"/>
-            <w:r>
-              <w:rPr>
-                <w:sz w:val="17"/>
-              </w:rPr>
-              <w:t>Кількість</w:t>
-            </w:r>
-            <w:proofErr w:type="spellEnd"/>
-            <w:r>
-              <w:rPr>
-                <w:sz w:val="17"/>
-              </w:rPr>
-              <w:t xml:space="preserve"> </w:t>
-            </w:r>
-            <w:proofErr w:type="spellStart"/>
-            <w:r>
-              <w:rPr>
-                <w:sz w:val="17"/>
-              </w:rPr>
-              <w:t>актів</w:t>
-            </w:r>
-            <w:proofErr w:type="spellEnd"/>
-            <w:r>
-              <w:rPr>
-                <w:sz w:val="17"/>
-              </w:rPr>
-              <w:t xml:space="preserve"> (</w:t>
-            </w:r>
-            <w:proofErr w:type="spellStart"/>
-            <w:r>
-              <w:rPr>
-                <w:sz w:val="17"/>
-              </w:rPr>
-              <w:t>відділень</w:t>
-            </w:r>
-            <w:proofErr w:type="spellEnd"/>
-            <w:r>
-              <w:rPr>
-                <w:sz w:val="17"/>
-              </w:rPr>
-              <w:t>)</w:t>
-            </w:r>
-          </w:p>
-        </w:tc>
-        <w:tc>
-          <w:tcPr>
-            <w:tcW w:w="1150" w:type="dxa"/>
-            <w:vAlign w:val="center"/>
-          </w:tcPr>
-          <w:p>
-            <w:pPr>
-              <w:jc w:val="center"/>
-              <w:rPr>
-                <w:sz w:val="14"/>
-                <w:szCs w:val="14"/>
-              </w:rPr>
-            </w:pPr>
-            <w:r>
-              <w:rPr>
-                <w:sz w:val="14"/>
-                <w:szCs w:val="14"/>
-              </w:rPr>
-              <w:t xml:space="preserve">Сума валового </w:t>
-            </w:r>
-            <w:proofErr w:type="spellStart"/>
-            <w:r>
-              <w:rPr>
-                <w:sz w:val="14"/>
-                <w:szCs w:val="14"/>
-              </w:rPr>
-              <w:t>збору</w:t>
-            </w:r>
-            <w:proofErr w:type="spellEnd"/>
-            <w:r>
-              <w:rPr>
-                <w:sz w:val="14"/>
-                <w:szCs w:val="14"/>
-              </w:rPr>
-              <w:t xml:space="preserve"> </w:t>
-            </w:r>
-          </w:p>
-          <w:p>
-            <w:pPr>
-              <w:jc w:val="center"/>
-              <w:rPr>
                 <w:sz w:val="16"/>
                 <w:szCs w:val="16"/>
                 <w:lang w:val="uk-UA"/>
               </w:rPr>
-            </w:pPr>
-            <w:proofErr w:type="spellStart"/>
-            <w:r>
-              <w:rPr>
-                <w:sz w:val="14"/>
-                <w:szCs w:val="14"/>
-              </w:rPr>
-              <w:t>або</w:t>
+              <w:t>т.п.</w:t>
             </w:r>
-            <w:proofErr w:type="spellEnd"/>
-            <w:r>
-              <w:rPr>
-                <w:sz w:val="14"/>
-                <w:szCs w:val="14"/>
-              </w:rPr>
-              <w:t xml:space="preserve"> </w:t>
-            </w:r>
-            <w:proofErr w:type="spellStart"/>
-            <w:r>
-              <w:rPr>
-                <w:sz w:val="14"/>
-                <w:szCs w:val="14"/>
-              </w:rPr>
-              <w:t>витрат</w:t>
-            </w:r>
-            <w:proofErr w:type="spellEnd"/>
-            <w:r>
-              <w:rPr>
-                <w:sz w:val="14"/>
-                <w:szCs w:val="14"/>
-              </w:rPr>
-              <w:t xml:space="preserve"> на </w:t>
-            </w:r>
-            <w:proofErr w:type="spellStart"/>
-            <w:r>
-              <w:rPr>
-                <w:sz w:val="14"/>
-                <w:szCs w:val="14"/>
-              </w:rPr>
-              <w:t>проведення</w:t>
-            </w:r>
-            <w:proofErr w:type="spellEnd"/>
-            <w:r>
-              <w:rPr>
-                <w:sz w:val="14"/>
-                <w:szCs w:val="14"/>
-              </w:rPr>
-              <w:t xml:space="preserve"> </w:t>
-            </w:r>
-            <w:r>
-              <w:rPr>
-                <w:sz w:val="14"/>
-                <w:szCs w:val="14"/>
-                <w:lang w:val="uk-UA"/>
-              </w:rPr>
-              <w:t>циркової програми і</w:t>
-            </w:r>
-            <w:r>
+          </w:p>
+          <w:p>
+            <w:pPr>
+              <w:jc w:val="center"/>
               <w:rPr>
                 <w:sz w:val="17"/>
-                <w:lang w:val="uk-UA"/>
-              </w:rPr>
-              <w:t xml:space="preserve"> </w:t>
-            </w:r>
-            <w:proofErr w:type="spellStart"/>
+              </w:rPr>
+            </w:pPr>
             <w:r>
               <w:rPr>
                 <w:sz w:val="16"/>
                 <w:szCs w:val="16"/>
-                <w:lang w:val="uk-UA"/>
-              </w:rPr>
-              <w:t>т.п</w:t>
-            </w:r>
-            <w:proofErr w:type="spellEnd"/>
-            <w:r>
-              <w:rPr>
-                <w:sz w:val="16"/>
-                <w:szCs w:val="16"/>
-                <w:lang w:val="uk-UA"/>
-              </w:rPr>
-              <w:t>.</w:t>
-            </w:r>
-          </w:p>
-          <w:p>
-            <w:pPr>
-              <w:jc w:val="center"/>
-              <w:rPr>
-                <w:sz w:val="17"/>
-              </w:rPr>
-            </w:pPr>
-            <w:r>
-              <w:rPr>
-                <w:sz w:val="16"/>
-                <w:szCs w:val="16"/>
               </w:rPr>
               <w:t>(грн.)</w:t>
             </w:r>
@@ -8641,28 +8030,12 @@
                 <w:sz w:val="17"/>
               </w:rPr>
             </w:pPr>
-            <w:proofErr w:type="spellStart"/>
             <w:r>
               <w:rPr>
                 <w:sz w:val="17"/>
               </w:rPr>
-              <w:t>Відсоток</w:t>
+              <w:t>Відсоток нарахувань</w:t>
             </w:r>
-            <w:proofErr w:type="spellEnd"/>
-            <w:r>
-              <w:rPr>
-                <w:sz w:val="17"/>
-              </w:rPr>
-              <w:t xml:space="preserve"> </w:t>
-            </w:r>
-            <w:proofErr w:type="spellStart"/>
-            <w:r>
-              <w:rPr>
-                <w:sz w:val="17"/>
-              </w:rPr>
-              <w:t>нарахувань</w:t>
-            </w:r>
-            <w:proofErr w:type="spellEnd"/>
           </w:p>
         </w:tc>
         <w:tc>
@@ -8681,16 +8054,8 @@
               <w:rPr>
                 <w:sz w:val="17"/>
               </w:rPr>
-              <w:t xml:space="preserve">Сума </w:t>
+              <w:t>Сума авторсько</w:t>
             </w:r>
-            <w:proofErr w:type="spellStart"/>
-            <w:r>
-              <w:rPr>
-                <w:sz w:val="17"/>
-              </w:rPr>
-              <w:t>авторсько</w:t>
-            </w:r>
-            <w:proofErr w:type="spellEnd"/>
             <w:r>
               <w:rPr>
                 <w:sz w:val="17"/>
@@ -8720,101 +8085,12 @@
                 <w:szCs w:val="16"/>
               </w:rPr>
             </w:pPr>
-            <w:proofErr w:type="spellStart"/>
             <w:r>
               <w:rPr>
                 <w:sz w:val="16"/>
                 <w:szCs w:val="16"/>
               </w:rPr>
-              <w:t>Прізвище</w:t>
-            </w:r>
-            <w:proofErr w:type="spellEnd"/>
-            <w:r>
-              <w:rPr>
-                <w:sz w:val="16"/>
-                <w:szCs w:val="16"/>
-              </w:rPr>
-              <w:t xml:space="preserve">, </w:t>
-            </w:r>
-            <w:proofErr w:type="spellStart"/>
-            <w:r>
-              <w:rPr>
-                <w:sz w:val="16"/>
-                <w:szCs w:val="16"/>
-              </w:rPr>
-              <w:t>ім’я</w:t>
-            </w:r>
-            <w:proofErr w:type="spellEnd"/>
-            <w:r>
-              <w:rPr>
-                <w:sz w:val="16"/>
-                <w:szCs w:val="16"/>
-              </w:rPr>
-              <w:t xml:space="preserve"> та по </w:t>
-            </w:r>
-            <w:proofErr w:type="spellStart"/>
-            <w:r>
-              <w:rPr>
-                <w:sz w:val="16"/>
-                <w:szCs w:val="16"/>
-              </w:rPr>
-              <w:t>батькові</w:t>
-            </w:r>
-            <w:proofErr w:type="spellEnd"/>
-            <w:r>
-              <w:rPr>
-                <w:sz w:val="16"/>
-                <w:szCs w:val="16"/>
-              </w:rPr>
-              <w:t xml:space="preserve"> автора </w:t>
-            </w:r>
-            <w:proofErr w:type="spellStart"/>
-            <w:r>
-              <w:rPr>
-                <w:sz w:val="16"/>
-                <w:szCs w:val="16"/>
-              </w:rPr>
-              <w:t>п’єси</w:t>
-            </w:r>
-            <w:proofErr w:type="spellEnd"/>
-            <w:r>
-              <w:rPr>
-                <w:sz w:val="16"/>
-                <w:szCs w:val="16"/>
-              </w:rPr>
-              <w:t xml:space="preserve">, </w:t>
-            </w:r>
-            <w:proofErr w:type="spellStart"/>
-            <w:r>
-              <w:rPr>
-                <w:sz w:val="16"/>
-                <w:szCs w:val="16"/>
-              </w:rPr>
-              <w:t>інсценізації</w:t>
-            </w:r>
-            <w:proofErr w:type="spellEnd"/>
-            <w:r>
-              <w:rPr>
-                <w:sz w:val="16"/>
-                <w:szCs w:val="16"/>
-              </w:rPr>
-              <w:t xml:space="preserve"> перекладу, композитора, </w:t>
-            </w:r>
-            <w:proofErr w:type="spellStart"/>
-            <w:r>
-              <w:rPr>
-                <w:sz w:val="16"/>
-                <w:szCs w:val="16"/>
-              </w:rPr>
-              <w:t>лібретиста</w:t>
-            </w:r>
-            <w:proofErr w:type="spellEnd"/>
-            <w:r>
-              <w:rPr>
-                <w:sz w:val="16"/>
-                <w:szCs w:val="16"/>
-              </w:rPr>
-              <w:t>, художника-сценографа і художника по костюмах і т. д.</w:t>
+              <w:t>Прізвище, ім’я та по батькові автора п’єси, інсценізації перекладу, композитора, лібретиста, художника-сценографа і художника по костюмах і т. д.</w:t>
             </w:r>
           </w:p>
         </w:tc>
@@ -8932,7 +8208,7 @@
             <w:r>
               <w:rPr>
                 <w:noProof/>
-                <w:lang w:eastAsia="uk-UA"/>
+                <w:lang w:val="uk-UA" w:eastAsia="uk-UA"/>
               </w:rPr>
               <mc:AlternateContent>
                 <mc:Choice Requires="wps">
@@ -8975,7 +8251,7 @@
                                     <w:rPr>
                                       <w:sz w:val="24"/>
                                       <w:szCs w:val="24"/>
-                                      <w:lang w:val="ru-UA"/>
+                                      <w:lang w:val="aa-ET"/>
                                     </w:rPr>
                                   </w:pPr>
                                   <w:r>
@@ -9024,7 +8300,7 @@
                     </wp:anchor>
                   </w:drawing>
                 </mc:Choice>
-                <mc:Fallback>
+                <mc:Fallback xmlns:w16se="http://schemas.microsoft.com/office/word/2015/wordml/symex" xmlns:w16cid="http://schemas.microsoft.com/office/word/2016/wordml/cid" xmlns:am3d="http://schemas.microsoft.com/office/drawing/2017/model3d" xmlns:aink="http://schemas.microsoft.com/office/drawing/2016/ink" xmlns:cx8="http://schemas.microsoft.com/office/drawing/2016/5/14/chartex" xmlns:cx7="http://schemas.microsoft.com/office/drawing/2016/5/13/chartex" xmlns:cx6="http://schemas.microsoft.com/office/drawing/2016/5/12/chartex" xmlns:cx5="http://schemas.microsoft.com/office/drawing/2016/5/11/chartex" xmlns:cx4="http://schemas.microsoft.com/office/drawing/2016/5/10/chartex" xmlns:cx3="http://schemas.microsoft.com/office/drawing/2016/5/9/chartex" xmlns:cx2="http://schemas.microsoft.com/office/drawing/2015/10/21/chartex" xmlns:cx1="http://schemas.microsoft.com/office/drawing/2015/9/8/chartex" xmlns:cx="http://schemas.microsoft.com/office/drawing/2014/chartex">
                   <w:pict>
                     <v:shapetype id="_x0000_t202" coordsize="21600,21600" o:spt="202" path="m,l,21600r21600,l21600,xe">
                       <v:stroke joinstyle="miter"/>
@@ -10067,21 +9343,12 @@
                 <w:sz w:val="22"/>
               </w:rPr>
             </w:pPr>
-            <w:proofErr w:type="spellStart"/>
             <w:r>
               <w:rPr>
                 <w:b w:val="0"/>
                 <w:sz w:val="22"/>
               </w:rPr>
-              <w:t>Всього</w:t>
-            </w:r>
-            <w:proofErr w:type="spellEnd"/>
-            <w:r>
-              <w:rPr>
-                <w:b w:val="0"/>
-                <w:sz w:val="22"/>
-              </w:rPr>
-              <w:t>:</w:t>
+              <w:t>Всього:</w:t>
             </w:r>
           </w:p>
         </w:tc>
@@ -10181,50 +9448,19 @@
           <w:sz w:val="18"/>
           <w:szCs w:val="18"/>
         </w:rPr>
-        <w:t xml:space="preserve">За </w:t>
-      </w:r>
-      <w:proofErr w:type="spellStart"/>
+        <w:t>За період з «___»______20__р. по «___»______ 20__ р.</w:t>
+      </w:r>
       <w:r>
         <w:rPr>
           <w:sz w:val="18"/>
           <w:szCs w:val="18"/>
         </w:rPr>
-        <w:t>період</w:t>
-      </w:r>
-      <w:proofErr w:type="spellEnd"/>
-      <w:r>
-        <w:rPr>
-          <w:sz w:val="18"/>
-          <w:szCs w:val="18"/>
-        </w:rPr>
-        <w:t xml:space="preserve"> з «__</w:t>
-      </w:r>
-      <w:proofErr w:type="gramStart"/>
-      <w:r>
-        <w:rPr>
-          <w:sz w:val="18"/>
-          <w:szCs w:val="18"/>
-        </w:rPr>
-        <w:t>_»_</w:t>
-      </w:r>
-      <w:proofErr w:type="gramEnd"/>
-      <w:r>
-        <w:rPr>
-          <w:sz w:val="18"/>
-          <w:szCs w:val="18"/>
-        </w:rPr>
-        <w:t>_____20__р. по «___»______ 20__ р.</w:t>
-      </w:r>
-      <w:r>
-        <w:rPr>
-          <w:sz w:val="18"/>
-          <w:szCs w:val="18"/>
-        </w:rPr>
         <w:br w:type="textWrapping" w:clear="all"/>
       </w:r>
       <w:r>
         <w:rPr>
           <w:noProof/>
+          <w:lang w:val="uk-UA" w:eastAsia="uk-UA"/>
         </w:rPr>
         <mc:AlternateContent>
           <mc:Choice Requires="wps">
@@ -10524,7 +9760,7 @@
               </wp:anchor>
             </w:drawing>
           </mc:Choice>
-          <mc:Fallback>
+          <mc:Fallback xmlns:w16se="http://schemas.microsoft.com/office/word/2015/wordml/symex" xmlns:w16cid="http://schemas.microsoft.com/office/word/2016/wordml/cid" xmlns:am3d="http://schemas.microsoft.com/office/drawing/2017/model3d" xmlns:aink="http://schemas.microsoft.com/office/drawing/2016/ink" xmlns:cx8="http://schemas.microsoft.com/office/drawing/2016/5/14/chartex" xmlns:cx7="http://schemas.microsoft.com/office/drawing/2016/5/13/chartex" xmlns:cx6="http://schemas.microsoft.com/office/drawing/2016/5/12/chartex" xmlns:cx5="http://schemas.microsoft.com/office/drawing/2016/5/11/chartex" xmlns:cx4="http://schemas.microsoft.com/office/drawing/2016/5/10/chartex" xmlns:cx3="http://schemas.microsoft.com/office/drawing/2016/5/9/chartex" xmlns:cx2="http://schemas.microsoft.com/office/drawing/2015/10/21/chartex" xmlns:cx1="http://schemas.microsoft.com/office/drawing/2015/9/8/chartex" xmlns:cx="http://schemas.microsoft.com/office/drawing/2014/chartex">
             <w:pict>
               <v:shape id="Text Box 22" o:spid="_x0000_s1027" type="#_x0000_t202" style="position:absolute;left:0;text-align:left;margin-left:57.6pt;margin-top:588.75pt;width:507.6pt;height:151.25pt;z-index:251659776;visibility:visible;mso-wrap-style:square;mso-width-percent:0;mso-height-percent:0;mso-wrap-distance-left:9pt;mso-wrap-distance-top:0;mso-wrap-distance-right:9pt;mso-wrap-distance-bottom:0;mso-position-horizontal:absolute;mso-position-horizontal-relative:page;mso-position-vertical:absolute;mso-position-vertical-relative:page;mso-width-percent:0;mso-height-percent:0;mso-width-relative:page;mso-height-relative:page;v-text-anchor:top" o:gfxdata="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" stroked="f">
                 <v:textbox>
@@ -10920,8 +10156,9 @@
           <w:noProof/>
           <w:sz w:val="20"/>
           <w:szCs w:val="20"/>
-          <w:lang w:val="ru-RU"/>
-        </w:rPr>
+          <w:lang w:eastAsia="uk-UA"/>
+        </w:rPr>
+        <w:lastRenderedPageBreak/>
         <mc:AlternateContent>
           <mc:Choice Requires="wps">
             <w:drawing>
@@ -10970,7 +10207,7 @@
                               <w:rPr>
                                 <w:sz w:val="24"/>
                                 <w:szCs w:val="24"/>
-                                <w:lang w:val="ru-UA"/>
+                                <w:lang w:val="aa-ET"/>
                               </w:rPr>
                             </w:pPr>
                             <w:r>
@@ -11019,7 +10256,7 @@
               </wp:anchor>
             </w:drawing>
           </mc:Choice>
-          <mc:Fallback>
+          <mc:Fallback xmlns:w16se="http://schemas.microsoft.com/office/word/2015/wordml/symex" xmlns:w16cid="http://schemas.microsoft.com/office/word/2016/wordml/cid" xmlns:am3d="http://schemas.microsoft.com/office/drawing/2017/model3d" xmlns:aink="http://schemas.microsoft.com/office/drawing/2016/ink" xmlns:cx8="http://schemas.microsoft.com/office/drawing/2016/5/14/chartex" xmlns:cx7="http://schemas.microsoft.com/office/drawing/2016/5/13/chartex" xmlns:cx6="http://schemas.microsoft.com/office/drawing/2016/5/12/chartex" xmlns:cx5="http://schemas.microsoft.com/office/drawing/2016/5/11/chartex" xmlns:cx4="http://schemas.microsoft.com/office/drawing/2016/5/10/chartex" xmlns:cx3="http://schemas.microsoft.com/office/drawing/2016/5/9/chartex" xmlns:cx2="http://schemas.microsoft.com/office/drawing/2015/10/21/chartex" xmlns:cx1="http://schemas.microsoft.com/office/drawing/2015/9/8/chartex" xmlns:cx="http://schemas.microsoft.com/office/drawing/2014/chartex">
             <w:pict>
               <v:shape id="WordArt 8" o:spid="_x0000_s1028" type="#_x0000_t202" style="position:absolute;left:0;text-align:left;margin-left:56.75pt;margin-top:3.2pt;width:408pt;height:600pt;z-index:251656704;visibility:visible;mso-wrap-style:square;mso-width-percent:0;mso-height-percent:0;mso-wrap-distance-left:9pt;mso-wrap-distance-top:0;mso-wrap-distance-right:9pt;mso-wrap-distance-bottom:0;mso-position-horizontal:absolute;mso-position-horizontal-relative:text;mso-position-vertical:absolute;mso-position-vertical-relative:text;mso-width-percent:0;mso-height-percent:0;mso-width-relative:page;mso-height-relative:page;v-text-anchor:top" o:gfxdata="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" filled="f" stroked="f">
                 <o:lock v:ext="edit" shapetype="t"/>
@@ -11319,6 +10556,7 @@
           <w:sz w:val="20"/>
           <w:szCs w:val="20"/>
         </w:rPr>
+        <w:lastRenderedPageBreak/>
         <w:t xml:space="preserve">(ГО УААСП) </w:t>
       </w:r>
     </w:p>
@@ -11912,19 +11150,8 @@
                 <w:szCs w:val="20"/>
                 <w:lang w:val="uk-UA"/>
               </w:rPr>
-              <w:t xml:space="preserve">Кількість </w:t>
+              <w:t>Кількість виконань</w:t>
             </w:r>
-            <w:proofErr w:type="spellStart"/>
-            <w:r>
-              <w:rPr>
-                <w:bCs w:val="0"/>
-                <w:sz w:val="20"/>
-                <w:szCs w:val="20"/>
-                <w:lang w:val="uk-UA"/>
-              </w:rPr>
-              <w:t>виконань</w:t>
-            </w:r>
-            <w:proofErr w:type="spellEnd"/>
           </w:p>
         </w:tc>
         <w:tc>
@@ -12194,7 +11421,6 @@
                 <w:lang w:val="uk-UA"/>
               </w:rPr>
             </w:pPr>
-            <w:proofErr w:type="spellStart"/>
             <w:r>
               <w:rPr>
                 <w:bCs w:val="0"/>
@@ -12202,17 +11428,7 @@
                 <w:szCs w:val="20"/>
                 <w:lang w:val="uk-UA"/>
               </w:rPr>
-              <w:t>тех</w:t>
-            </w:r>
-            <w:proofErr w:type="spellEnd"/>
-            <w:r>
-              <w:rPr>
-                <w:bCs w:val="0"/>
-                <w:sz w:val="20"/>
-                <w:szCs w:val="20"/>
-                <w:lang w:val="uk-UA"/>
-              </w:rPr>
-              <w:t>.</w:t>
+              <w:t>тех.</w:t>
             </w:r>
           </w:p>
         </w:tc>
@@ -12703,7 +11919,6 @@
                 <w:lang w:val="uk-UA"/>
               </w:rPr>
             </w:pPr>
-            <w:proofErr w:type="spellStart"/>
             <w:r>
               <w:rPr>
                 <w:bCs w:val="0"/>
@@ -12711,17 +11926,7 @@
                 <w:szCs w:val="20"/>
                 <w:lang w:val="uk-UA"/>
               </w:rPr>
-              <w:t>тех</w:t>
-            </w:r>
-            <w:proofErr w:type="spellEnd"/>
-            <w:r>
-              <w:rPr>
-                <w:bCs w:val="0"/>
-                <w:sz w:val="20"/>
-                <w:szCs w:val="20"/>
-                <w:lang w:val="uk-UA"/>
-              </w:rPr>
-              <w:t>.</w:t>
+              <w:t>тех.</w:t>
             </w:r>
           </w:p>
         </w:tc>
@@ -13212,7 +12417,6 @@
                 <w:lang w:val="uk-UA"/>
               </w:rPr>
             </w:pPr>
-            <w:proofErr w:type="spellStart"/>
             <w:r>
               <w:rPr>
                 <w:bCs w:val="0"/>
@@ -13220,17 +12424,7 @@
                 <w:szCs w:val="20"/>
                 <w:lang w:val="uk-UA"/>
               </w:rPr>
-              <w:t>тех</w:t>
-            </w:r>
-            <w:proofErr w:type="spellEnd"/>
-            <w:r>
-              <w:rPr>
-                <w:bCs w:val="0"/>
-                <w:sz w:val="20"/>
-                <w:szCs w:val="20"/>
-                <w:lang w:val="uk-UA"/>
-              </w:rPr>
-              <w:t>.</w:t>
+              <w:t>тех.</w:t>
             </w:r>
           </w:p>
         </w:tc>
@@ -13721,7 +12915,6 @@
                 <w:lang w:val="uk-UA"/>
               </w:rPr>
             </w:pPr>
-            <w:proofErr w:type="spellStart"/>
             <w:r>
               <w:rPr>
                 <w:bCs w:val="0"/>
@@ -13729,17 +12922,7 @@
                 <w:szCs w:val="20"/>
                 <w:lang w:val="uk-UA"/>
               </w:rPr>
-              <w:t>тех</w:t>
-            </w:r>
-            <w:proofErr w:type="spellEnd"/>
-            <w:r>
-              <w:rPr>
-                <w:bCs w:val="0"/>
-                <w:sz w:val="20"/>
-                <w:szCs w:val="20"/>
-                <w:lang w:val="uk-UA"/>
-              </w:rPr>
-              <w:t>.</w:t>
+              <w:t>тех.</w:t>
             </w:r>
           </w:p>
         </w:tc>
@@ -14243,19 +13426,8 @@
                 <w:szCs w:val="20"/>
                 <w:lang w:val="uk-UA"/>
               </w:rPr>
-              <w:t xml:space="preserve">Кількість </w:t>
+              <w:t>Кількість виконань</w:t>
             </w:r>
-            <w:proofErr w:type="spellStart"/>
-            <w:r>
-              <w:rPr>
-                <w:bCs w:val="0"/>
-                <w:sz w:val="20"/>
-                <w:szCs w:val="20"/>
-                <w:lang w:val="uk-UA"/>
-              </w:rPr>
-              <w:t>виконань</w:t>
-            </w:r>
-            <w:proofErr w:type="spellEnd"/>
           </w:p>
           <w:p>
             <w:pPr>
@@ -14333,6 +13505,7 @@
                 <w:noProof/>
                 <w:sz w:val="20"/>
                 <w:szCs w:val="20"/>
+                <w:lang w:val="uk-UA" w:eastAsia="uk-UA"/>
               </w:rPr>
               <mc:AlternateContent>
                 <mc:Choice Requires="wps">
@@ -14382,7 +13555,7 @@
                                     <w:rPr>
                                       <w:sz w:val="24"/>
                                       <w:szCs w:val="24"/>
-                                      <w:lang w:val="ru-UA"/>
+                                      <w:lang w:val="aa-ET"/>
                                     </w:rPr>
                                   </w:pPr>
                                   <w:r>
@@ -14431,7 +13604,7 @@
                     </wp:anchor>
                   </w:drawing>
                 </mc:Choice>
-                <mc:Fallback>
+                <mc:Fallback xmlns:w16se="http://schemas.microsoft.com/office/word/2015/wordml/symex" xmlns:w16cid="http://schemas.microsoft.com/office/word/2016/wordml/cid" xmlns:am3d="http://schemas.microsoft.com/office/drawing/2017/model3d" xmlns:aink="http://schemas.microsoft.com/office/drawing/2016/ink" xmlns:cx8="http://schemas.microsoft.com/office/drawing/2016/5/14/chartex" xmlns:cx7="http://schemas.microsoft.com/office/drawing/2016/5/13/chartex" xmlns:cx6="http://schemas.microsoft.com/office/drawing/2016/5/12/chartex" xmlns:cx5="http://schemas.microsoft.com/office/drawing/2016/5/11/chartex" xmlns:cx4="http://schemas.microsoft.com/office/drawing/2016/5/10/chartex" xmlns:cx3="http://schemas.microsoft.com/office/drawing/2016/5/9/chartex" xmlns:cx2="http://schemas.microsoft.com/office/drawing/2015/10/21/chartex" xmlns:cx1="http://schemas.microsoft.com/office/drawing/2015/9/8/chartex" xmlns:cx="http://schemas.microsoft.com/office/drawing/2014/chartex">
                   <w:pict>
                     <v:shape id="WordArt 9" o:spid="_x0000_s1029" type="#_x0000_t202" style="position:absolute;margin-left:57.95pt;margin-top:11.35pt;width:408pt;height:600pt;z-index:251657728;visibility:visible;mso-wrap-style:square;mso-width-percent:0;mso-height-percent:0;mso-wrap-distance-left:9pt;mso-wrap-distance-top:0;mso-wrap-distance-right:9pt;mso-wrap-distance-bottom:0;mso-position-horizontal:absolute;mso-position-horizontal-relative:text;mso-position-vertical:absolute;mso-position-vertical-relative:text;mso-width-percent:0;mso-height-percent:0;mso-width-relative:page;mso-height-relative:page;v-text-anchor:top" o:gfxdata="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" filled="f" stroked="f">
                       <o:lock v:ext="edit" shapetype="t"/>
@@ -14689,7 +13862,6 @@
                 <w:lang w:val="uk-UA"/>
               </w:rPr>
             </w:pPr>
-            <w:proofErr w:type="spellStart"/>
             <w:r>
               <w:rPr>
                 <w:bCs w:val="0"/>
@@ -14697,17 +13869,7 @@
                 <w:szCs w:val="20"/>
                 <w:lang w:val="uk-UA"/>
               </w:rPr>
-              <w:t>тех</w:t>
-            </w:r>
-            <w:proofErr w:type="spellEnd"/>
-            <w:r>
-              <w:rPr>
-                <w:bCs w:val="0"/>
-                <w:sz w:val="20"/>
-                <w:szCs w:val="20"/>
-                <w:lang w:val="uk-UA"/>
-              </w:rPr>
-              <w:t>.</w:t>
+              <w:t>тех.</w:t>
             </w:r>
           </w:p>
         </w:tc>
@@ -15207,7 +14369,6 @@
                 <w:lang w:val="uk-UA"/>
               </w:rPr>
             </w:pPr>
-            <w:proofErr w:type="spellStart"/>
             <w:r>
               <w:rPr>
                 <w:bCs w:val="0"/>
@@ -15215,17 +14376,7 @@
                 <w:szCs w:val="20"/>
                 <w:lang w:val="uk-UA"/>
               </w:rPr>
-              <w:t>тех</w:t>
-            </w:r>
-            <w:proofErr w:type="spellEnd"/>
-            <w:r>
-              <w:rPr>
-                <w:bCs w:val="0"/>
-                <w:sz w:val="20"/>
-                <w:szCs w:val="20"/>
-                <w:lang w:val="uk-UA"/>
-              </w:rPr>
-              <w:t>.</w:t>
+              <w:t>тех.</w:t>
             </w:r>
           </w:p>
         </w:tc>
@@ -15725,7 +14876,6 @@
                 <w:lang w:val="uk-UA"/>
               </w:rPr>
             </w:pPr>
-            <w:proofErr w:type="spellStart"/>
             <w:r>
               <w:rPr>
                 <w:bCs w:val="0"/>
@@ -15733,17 +14883,7 @@
                 <w:szCs w:val="20"/>
                 <w:lang w:val="uk-UA"/>
               </w:rPr>
-              <w:t>тех</w:t>
-            </w:r>
-            <w:proofErr w:type="spellEnd"/>
-            <w:r>
-              <w:rPr>
-                <w:bCs w:val="0"/>
-                <w:sz w:val="20"/>
-                <w:szCs w:val="20"/>
-                <w:lang w:val="uk-UA"/>
-              </w:rPr>
-              <w:t>.</w:t>
+              <w:t>тех.</w:t>
             </w:r>
           </w:p>
         </w:tc>
@@ -16243,7 +15383,6 @@
                 <w:lang w:val="uk-UA"/>
               </w:rPr>
             </w:pPr>
-            <w:proofErr w:type="spellStart"/>
             <w:r>
               <w:rPr>
                 <w:bCs w:val="0"/>
@@ -16251,17 +15390,7 @@
                 <w:szCs w:val="20"/>
                 <w:lang w:val="uk-UA"/>
               </w:rPr>
-              <w:t>тех</w:t>
-            </w:r>
-            <w:proofErr w:type="spellEnd"/>
-            <w:r>
-              <w:rPr>
-                <w:bCs w:val="0"/>
-                <w:sz w:val="20"/>
-                <w:szCs w:val="20"/>
-                <w:lang w:val="uk-UA"/>
-              </w:rPr>
-              <w:t>.</w:t>
+              <w:t>тех.</w:t>
             </w:r>
           </w:p>
         </w:tc>
@@ -16761,7 +15890,6 @@
                 <w:lang w:val="uk-UA"/>
               </w:rPr>
             </w:pPr>
-            <w:proofErr w:type="spellStart"/>
             <w:r>
               <w:rPr>
                 <w:bCs w:val="0"/>
@@ -16769,17 +15897,7 @@
                 <w:szCs w:val="20"/>
                 <w:lang w:val="uk-UA"/>
               </w:rPr>
-              <w:t>тех</w:t>
-            </w:r>
-            <w:proofErr w:type="spellEnd"/>
-            <w:r>
-              <w:rPr>
-                <w:bCs w:val="0"/>
-                <w:sz w:val="20"/>
-                <w:szCs w:val="20"/>
-                <w:lang w:val="uk-UA"/>
-              </w:rPr>
-              <w:t>.</w:t>
+              <w:t>тех.</w:t>
             </w:r>
           </w:p>
         </w:tc>
@@ -17279,7 +16397,6 @@
                 <w:lang w:val="uk-UA"/>
               </w:rPr>
             </w:pPr>
-            <w:proofErr w:type="spellStart"/>
             <w:r>
               <w:rPr>
                 <w:bCs w:val="0"/>
@@ -17287,17 +16404,7 @@
                 <w:szCs w:val="20"/>
                 <w:lang w:val="uk-UA"/>
               </w:rPr>
-              <w:t>тех</w:t>
-            </w:r>
-            <w:proofErr w:type="spellEnd"/>
-            <w:r>
-              <w:rPr>
-                <w:bCs w:val="0"/>
-                <w:sz w:val="20"/>
-                <w:szCs w:val="20"/>
-                <w:lang w:val="uk-UA"/>
-              </w:rPr>
-              <w:t>.</w:t>
+              <w:t>тех.</w:t>
             </w:r>
           </w:p>
         </w:tc>
@@ -17797,7 +16904,6 @@
                 <w:lang w:val="uk-UA"/>
               </w:rPr>
             </w:pPr>
-            <w:proofErr w:type="spellStart"/>
             <w:r>
               <w:rPr>
                 <w:bCs w:val="0"/>
@@ -17805,17 +16911,7 @@
                 <w:szCs w:val="20"/>
                 <w:lang w:val="uk-UA"/>
               </w:rPr>
-              <w:t>тех</w:t>
-            </w:r>
-            <w:proofErr w:type="spellEnd"/>
-            <w:r>
-              <w:rPr>
-                <w:bCs w:val="0"/>
-                <w:sz w:val="20"/>
-                <w:szCs w:val="20"/>
-                <w:lang w:val="uk-UA"/>
-              </w:rPr>
-              <w:t>.</w:t>
+              <w:t>тех.</w:t>
             </w:r>
           </w:p>
         </w:tc>
@@ -18146,7 +17242,6 @@
                 <w:lang w:val="uk-UA"/>
               </w:rPr>
             </w:pPr>
-            <w:proofErr w:type="spellStart"/>
             <w:r>
               <w:rPr>
                 <w:bCs w:val="0"/>
@@ -18154,17 +17249,7 @@
                 <w:szCs w:val="20"/>
                 <w:lang w:val="uk-UA"/>
               </w:rPr>
-              <w:t>тех</w:t>
-            </w:r>
-            <w:proofErr w:type="spellEnd"/>
-            <w:r>
-              <w:rPr>
-                <w:bCs w:val="0"/>
-                <w:sz w:val="20"/>
-                <w:szCs w:val="20"/>
-                <w:lang w:val="uk-UA"/>
-              </w:rPr>
-              <w:t>.</w:t>
+              <w:t>тех.</w:t>
             </w:r>
           </w:p>
         </w:tc>
@@ -18521,19 +17606,8 @@
           <w:szCs w:val="20"/>
           <w:lang w:val="uk-UA"/>
         </w:rPr>
-        <w:t xml:space="preserve">в програмі, а також кількість </w:t>
-      </w:r>
-      <w:proofErr w:type="spellStart"/>
-      <w:r>
-        <w:rPr>
-          <w:bCs w:val="0"/>
-          <w:sz w:val="20"/>
-          <w:szCs w:val="20"/>
-          <w:lang w:val="uk-UA"/>
-        </w:rPr>
-        <w:t>виконань</w:t>
-      </w:r>
-      <w:proofErr w:type="spellEnd"/>
+        <w:t>в програмі, а також кількість виконань</w:t>
+      </w:r>
     </w:p>
     <w:p>
       <w:pPr>
@@ -18636,6 +17710,7 @@
           <w:noProof/>
           <w:sz w:val="20"/>
           <w:szCs w:val="20"/>
+          <w:lang w:val="uk-UA" w:eastAsia="uk-UA"/>
         </w:rPr>
         <mc:AlternateContent>
           <mc:Choice Requires="wps">
@@ -18709,7 +17784,7 @@
               </wp:anchor>
             </w:drawing>
           </mc:Choice>
-          <mc:Fallback>
+          <mc:Fallback xmlns:w16se="http://schemas.microsoft.com/office/word/2015/wordml/symex" xmlns:w16cid="http://schemas.microsoft.com/office/word/2016/wordml/cid" xmlns:am3d="http://schemas.microsoft.com/office/drawing/2017/model3d" xmlns:aink="http://schemas.microsoft.com/office/drawing/2016/ink" xmlns:cx8="http://schemas.microsoft.com/office/drawing/2016/5/14/chartex" xmlns:cx7="http://schemas.microsoft.com/office/drawing/2016/5/13/chartex" xmlns:cx6="http://schemas.microsoft.com/office/drawing/2016/5/12/chartex" xmlns:cx5="http://schemas.microsoft.com/office/drawing/2016/5/11/chartex" xmlns:cx4="http://schemas.microsoft.com/office/drawing/2016/5/10/chartex" xmlns:cx3="http://schemas.microsoft.com/office/drawing/2016/5/9/chartex" xmlns:cx2="http://schemas.microsoft.com/office/drawing/2015/10/21/chartex" xmlns:cx1="http://schemas.microsoft.com/office/drawing/2015/9/8/chartex" xmlns:cx="http://schemas.microsoft.com/office/drawing/2014/chartex">
             <w:pict>
               <v:rect id="Rectangle 7" o:spid="_x0000_s1030" style="position:absolute;margin-left:378pt;margin-top:6.25pt;width:81pt;height:18pt;z-index:251655680;visibility:visible;mso-wrap-style:square;mso-width-percent:0;mso-height-percent:0;mso-wrap-distance-left:9pt;mso-wrap-distance-top:0;mso-wrap-distance-right:9pt;mso-wrap-distance-bottom:0;mso-position-horizontal:absolute;mso-position-horizontal-relative:text;mso-position-vertical:absolute;mso-position-vertical-relative:text;mso-width-percent:0;mso-height-percent:0;mso-width-relative:page;mso-height-relative:page;v-text-anchor:top" o:gfxdata="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">
                 <v:stroke dashstyle="dashDot"/>
@@ -18745,7 +17820,7 @@
 </file>
 
 <file path=word/endnotes.xml><?xml version="1.0" encoding="utf-8"?>
-<w:endnotes xmlns:wpc="http://schemas.microsoft.com/office/word/2010/wordprocessingCanvas" xmlns:cx="http://schemas.microsoft.com/office/drawing/2014/chartex" xmlns:cx1="http://schemas.microsoft.com/office/drawing/2015/9/8/chartex" xmlns:cx2="http://schemas.microsoft.com/office/drawing/2015/10/21/chartex" xmlns:cx3="http://schemas.microsoft.com/office/drawing/2016/5/9/chartex" xmlns:cx4="http://schemas.microsoft.com/office/drawing/2016/5/10/chartex" xmlns:cx5="http://schemas.microsoft.com/office/drawing/2016/5/11/chartex" xmlns:cx6="http://schemas.microsoft.com/office/drawing/2016/5/12/chartex" xmlns:cx7="http://schemas.microsoft.com/office/drawing/2016/5/13/chartex" xmlns:cx8="http://schemas.microsoft.com/office/drawing/2016/5/14/chartex" xmlns:mc="http://schemas.openxmlformats.org/markup-compatibility/2006" xmlns:aink="http://schemas.microsoft.com/office/drawing/2016/ink" xmlns:am3d="http://schemas.microsoft.com/office/drawing/2017/model3d" xmlns:o="urn:schemas-microsoft-com:office:office" xmlns:r="http://schemas.openxmlformats.org/officeDocument/2006/relationships" xmlns:m="http://schemas.openxmlformats.org/officeDocument/2006/math" xmlns:v="urn:schemas-microsoft-com:vml" xmlns:wp14="http://schemas.microsoft.com/office/word/2010/wordprocessingDrawing" xmlns:wp="http://schemas.openxmlformats.org/drawingml/2006/wordprocessingDrawing" xmlns:w10="urn:schemas-microsoft-com:office:word" xmlns:w="http://schemas.openxmlformats.org/wordprocessingml/2006/main" xmlns:w14="http://schemas.microsoft.com/office/word/2010/wordml" xmlns:w15="http://schemas.microsoft.com/office/word/2012/wordml" xmlns:w16cid="http://schemas.microsoft.com/office/word/2016/wordml/cid" xmlns:w16se="http://schemas.microsoft.com/office/word/2015/wordml/symex" xmlns:wpg="http://schemas.microsoft.com/office/word/2010/wordprocessingGroup" xmlns:wpi="http://schemas.microsoft.com/office/word/2010/wordprocessingInk" xmlns:wne="http://schemas.microsoft.com/office/word/2006/wordml" xmlns:wps="http://schemas.microsoft.com/office/word/2010/wordprocessingShape" mc:Ignorable="w14 w15 w16se w16cid wp14">
+<w:endnotes xmlns:wpc="http://schemas.microsoft.com/office/word/2010/wordprocessingCanvas" xmlns:mc="http://schemas.openxmlformats.org/markup-compatibility/2006" xmlns:o="urn:schemas-microsoft-com:office:office" xmlns:r="http://schemas.openxmlformats.org/officeDocument/2006/relationships" xmlns:m="http://schemas.openxmlformats.org/officeDocument/2006/math" xmlns:v="urn:schemas-microsoft-com:vml" xmlns:wp14="http://schemas.microsoft.com/office/word/2010/wordprocessingDrawing" xmlns:wp="http://schemas.openxmlformats.org/drawingml/2006/wordprocessingDrawing" xmlns:w10="urn:schemas-microsoft-com:office:word" xmlns:w="http://schemas.openxmlformats.org/wordprocessingml/2006/main" xmlns:w14="http://schemas.microsoft.com/office/word/2010/wordml" xmlns:w15="http://schemas.microsoft.com/office/word/2012/wordml" xmlns:wpg="http://schemas.microsoft.com/office/word/2010/wordprocessingGroup" xmlns:wpi="http://schemas.microsoft.com/office/word/2010/wordprocessingInk" xmlns:wne="http://schemas.microsoft.com/office/word/2006/wordml" xmlns:wps="http://schemas.microsoft.com/office/word/2010/wordprocessingShape" mc:Ignorable="w14 w15 wp14">
   <w:endnote w:type="separator" w:id="-1">
     <w:p>
       <w:r>
@@ -18764,7 +17839,7 @@
 </file>
 
 <file path=word/footer1.xml><?xml version="1.0" encoding="utf-8"?>
-<w:ftr xmlns:wpc="http://schemas.microsoft.com/office/word/2010/wordprocessingCanvas" xmlns:cx="http://schemas.microsoft.com/office/drawing/2014/chartex" xmlns:cx1="http://schemas.microsoft.com/office/drawing/2015/9/8/chartex" xmlns:cx2="http://schemas.microsoft.com/office/drawing/2015/10/21/chartex" xmlns:cx3="http://schemas.microsoft.com/office/drawing/2016/5/9/chartex" xmlns:cx4="http://schemas.microsoft.com/office/drawing/2016/5/10/chartex" xmlns:cx5="http://schemas.microsoft.com/office/drawing/2016/5/11/chartex" xmlns:cx6="http://schemas.microsoft.com/office/drawing/2016/5/12/chartex" xmlns:cx7="http://schemas.microsoft.com/office/drawing/2016/5/13/chartex" xmlns:cx8="http://schemas.microsoft.com/office/drawing/2016/5/14/chartex" xmlns:mc="http://schemas.openxmlformats.org/markup-compatibility/2006" xmlns:aink="http://schemas.microsoft.com/office/drawing/2016/ink" xmlns:am3d="http://schemas.microsoft.com/office/drawing/2017/model3d" xmlns:o="urn:schemas-microsoft-com:office:office" xmlns:r="http://schemas.openxmlformats.org/officeDocument/2006/relationships" xmlns:m="http://schemas.openxmlformats.org/officeDocument/2006/math" xmlns:v="urn:schemas-microsoft-com:vml" xmlns:wp14="http://schemas.microsoft.com/office/word/2010/wordprocessingDrawing" xmlns:wp="http://schemas.openxmlformats.org/drawingml/2006/wordprocessingDrawing" xmlns:w10="urn:schemas-microsoft-com:office:word" xmlns:w="http://schemas.openxmlformats.org/wordprocessingml/2006/main" xmlns:w14="http://schemas.microsoft.com/office/word/2010/wordml" xmlns:w15="http://schemas.microsoft.com/office/word/2012/wordml" xmlns:w16cid="http://schemas.microsoft.com/office/word/2016/wordml/cid" xmlns:w16se="http://schemas.microsoft.com/office/word/2015/wordml/symex" xmlns:wpg="http://schemas.microsoft.com/office/word/2010/wordprocessingGroup" xmlns:wpi="http://schemas.microsoft.com/office/word/2010/wordprocessingInk" xmlns:wne="http://schemas.microsoft.com/office/word/2006/wordml" xmlns:wps="http://schemas.microsoft.com/office/word/2010/wordprocessingShape" mc:Ignorable="w14 w15 w16se w16cid wp14">
+<w:ftr xmlns:wpc="http://schemas.microsoft.com/office/word/2010/wordprocessingCanvas" xmlns:mc="http://schemas.openxmlformats.org/markup-compatibility/2006" xmlns:o="urn:schemas-microsoft-com:office:office" xmlns:r="http://schemas.openxmlformats.org/officeDocument/2006/relationships" xmlns:m="http://schemas.openxmlformats.org/officeDocument/2006/math" xmlns:v="urn:schemas-microsoft-com:vml" xmlns:wp14="http://schemas.microsoft.com/office/word/2010/wordprocessingDrawing" xmlns:wp="http://schemas.openxmlformats.org/drawingml/2006/wordprocessingDrawing" xmlns:w10="urn:schemas-microsoft-com:office:word" xmlns:w="http://schemas.openxmlformats.org/wordprocessingml/2006/main" xmlns:w14="http://schemas.microsoft.com/office/word/2010/wordml" xmlns:w15="http://schemas.microsoft.com/office/word/2012/wordml" xmlns:wpg="http://schemas.microsoft.com/office/word/2010/wordprocessingGroup" xmlns:wpi="http://schemas.microsoft.com/office/word/2010/wordprocessingInk" xmlns:wne="http://schemas.microsoft.com/office/word/2006/wordml" xmlns:wps="http://schemas.microsoft.com/office/word/2010/wordprocessingShape" mc:Ignorable="w14 w15 wp14">
   <w:p>
     <w:pPr>
       <w:pStyle w:val="a7"/>
@@ -18802,7 +17877,7 @@
 </file>
 
 <file path=word/footer2.xml><?xml version="1.0" encoding="utf-8"?>
-<w:ftr xmlns:wpc="http://schemas.microsoft.com/office/word/2010/wordprocessingCanvas" xmlns:cx="http://schemas.microsoft.com/office/drawing/2014/chartex" xmlns:cx1="http://schemas.microsoft.com/office/drawing/2015/9/8/chartex" xmlns:cx2="http://schemas.microsoft.com/office/drawing/2015/10/21/chartex" xmlns:cx3="http://schemas.microsoft.com/office/drawing/2016/5/9/chartex" xmlns:cx4="http://schemas.microsoft.com/office/drawing/2016/5/10/chartex" xmlns:cx5="http://schemas.microsoft.com/office/drawing/2016/5/11/chartex" xmlns:cx6="http://schemas.microsoft.com/office/drawing/2016/5/12/chartex" xmlns:cx7="http://schemas.microsoft.com/office/drawing/2016/5/13/chartex" xmlns:cx8="http://schemas.microsoft.com/office/drawing/2016/5/14/chartex" xmlns:mc="http://schemas.openxmlformats.org/markup-compatibility/2006" xmlns:aink="http://schemas.microsoft.com/office/drawing/2016/ink" xmlns:am3d="http://schemas.microsoft.com/office/drawing/2017/model3d" xmlns:o="urn:schemas-microsoft-com:office:office" xmlns:r="http://schemas.openxmlformats.org/officeDocument/2006/relationships" xmlns:m="http://schemas.openxmlformats.org/officeDocument/2006/math" xmlns:v="urn:schemas-microsoft-com:vml" xmlns:wp14="http://schemas.microsoft.com/office/word/2010/wordprocessingDrawing" xmlns:wp="http://schemas.openxmlformats.org/drawingml/2006/wordprocessingDrawing" xmlns:w10="urn:schemas-microsoft-com:office:word" xmlns:w="http://schemas.openxmlformats.org/wordprocessingml/2006/main" xmlns:w14="http://schemas.microsoft.com/office/word/2010/wordml" xmlns:w15="http://schemas.microsoft.com/office/word/2012/wordml" xmlns:w16cid="http://schemas.microsoft.com/office/word/2016/wordml/cid" xmlns:w16se="http://schemas.microsoft.com/office/word/2015/wordml/symex" xmlns:wpg="http://schemas.microsoft.com/office/word/2010/wordprocessingGroup" xmlns:wpi="http://schemas.microsoft.com/office/word/2010/wordprocessingInk" xmlns:wne="http://schemas.microsoft.com/office/word/2006/wordml" xmlns:wps="http://schemas.microsoft.com/office/word/2010/wordprocessingShape" mc:Ignorable="w14 w15 w16se w16cid wp14">
+<w:ftr xmlns:wpc="http://schemas.microsoft.com/office/word/2010/wordprocessingCanvas" xmlns:mc="http://schemas.openxmlformats.org/markup-compatibility/2006" xmlns:o="urn:schemas-microsoft-com:office:office" xmlns:r="http://schemas.openxmlformats.org/officeDocument/2006/relationships" xmlns:m="http://schemas.openxmlformats.org/officeDocument/2006/math" xmlns:v="urn:schemas-microsoft-com:vml" xmlns:wp14="http://schemas.microsoft.com/office/word/2010/wordprocessingDrawing" xmlns:wp="http://schemas.openxmlformats.org/drawingml/2006/wordprocessingDrawing" xmlns:w10="urn:schemas-microsoft-com:office:word" xmlns:w="http://schemas.openxmlformats.org/wordprocessingml/2006/main" xmlns:w14="http://schemas.microsoft.com/office/word/2010/wordml" xmlns:w15="http://schemas.microsoft.com/office/word/2012/wordml" xmlns:wpg="http://schemas.microsoft.com/office/word/2010/wordprocessingGroup" xmlns:wpi="http://schemas.microsoft.com/office/word/2010/wordprocessingInk" xmlns:wne="http://schemas.microsoft.com/office/word/2006/wordml" xmlns:wps="http://schemas.microsoft.com/office/word/2010/wordprocessingShape" mc:Ignorable="w14 w15 wp14">
   <w:p>
     <w:pPr>
       <w:pStyle w:val="a7"/>
@@ -18844,7 +17919,7 @@
         <w:sz w:val="20"/>
         <w:szCs w:val="20"/>
       </w:rPr>
-      <w:t>5</w:t>
+      <w:t>6</w:t>
     </w:r>
     <w:r>
       <w:rPr>
@@ -19122,7 +18197,7 @@
 </file>
 
 <file path=word/footer3.xml><?xml version="1.0" encoding="utf-8"?>
-<w:ftr xmlns:wpc="http://schemas.microsoft.com/office/word/2010/wordprocessingCanvas" xmlns:cx="http://schemas.microsoft.com/office/drawing/2014/chartex" xmlns:cx1="http://schemas.microsoft.com/office/drawing/2015/9/8/chartex" xmlns:cx2="http://schemas.microsoft.com/office/drawing/2015/10/21/chartex" xmlns:cx3="http://schemas.microsoft.com/office/drawing/2016/5/9/chartex" xmlns:cx4="http://schemas.microsoft.com/office/drawing/2016/5/10/chartex" xmlns:cx5="http://schemas.microsoft.com/office/drawing/2016/5/11/chartex" xmlns:cx6="http://schemas.microsoft.com/office/drawing/2016/5/12/chartex" xmlns:cx7="http://schemas.microsoft.com/office/drawing/2016/5/13/chartex" xmlns:cx8="http://schemas.microsoft.com/office/drawing/2016/5/14/chartex" xmlns:mc="http://schemas.openxmlformats.org/markup-compatibility/2006" xmlns:aink="http://schemas.microsoft.com/office/drawing/2016/ink" xmlns:am3d="http://schemas.microsoft.com/office/drawing/2017/model3d" xmlns:o="urn:schemas-microsoft-com:office:office" xmlns:r="http://schemas.openxmlformats.org/officeDocument/2006/relationships" xmlns:m="http://schemas.openxmlformats.org/officeDocument/2006/math" xmlns:v="urn:schemas-microsoft-com:vml" xmlns:wp14="http://schemas.microsoft.com/office/word/2010/wordprocessingDrawing" xmlns:wp="http://schemas.openxmlformats.org/drawingml/2006/wordprocessingDrawing" xmlns:w10="urn:schemas-microsoft-com:office:word" xmlns:w="http://schemas.openxmlformats.org/wordprocessingml/2006/main" xmlns:w14="http://schemas.microsoft.com/office/word/2010/wordml" xmlns:w15="http://schemas.microsoft.com/office/word/2012/wordml" xmlns:w16cid="http://schemas.microsoft.com/office/word/2016/wordml/cid" xmlns:w16se="http://schemas.microsoft.com/office/word/2015/wordml/symex" xmlns:wpg="http://schemas.microsoft.com/office/word/2010/wordprocessingGroup" xmlns:wpi="http://schemas.microsoft.com/office/word/2010/wordprocessingInk" xmlns:wne="http://schemas.microsoft.com/office/word/2006/wordml" xmlns:wps="http://schemas.microsoft.com/office/word/2010/wordprocessingShape" mc:Ignorable="w14 w15 w16se w16cid wp14">
+<w:ftr xmlns:wpc="http://schemas.microsoft.com/office/word/2010/wordprocessingCanvas" xmlns:mc="http://schemas.openxmlformats.org/markup-compatibility/2006" xmlns:o="urn:schemas-microsoft-com:office:office" xmlns:r="http://schemas.openxmlformats.org/officeDocument/2006/relationships" xmlns:m="http://schemas.openxmlformats.org/officeDocument/2006/math" xmlns:v="urn:schemas-microsoft-com:vml" xmlns:wp14="http://schemas.microsoft.com/office/word/2010/wordprocessingDrawing" xmlns:wp="http://schemas.openxmlformats.org/drawingml/2006/wordprocessingDrawing" xmlns:w10="urn:schemas-microsoft-com:office:word" xmlns:w="http://schemas.openxmlformats.org/wordprocessingml/2006/main" xmlns:w14="http://schemas.microsoft.com/office/word/2010/wordml" xmlns:w15="http://schemas.microsoft.com/office/word/2012/wordml" xmlns:wpg="http://schemas.microsoft.com/office/word/2010/wordprocessingGroup" xmlns:wpi="http://schemas.microsoft.com/office/word/2010/wordprocessingInk" xmlns:wne="http://schemas.microsoft.com/office/word/2006/wordml" xmlns:wps="http://schemas.microsoft.com/office/word/2010/wordprocessingShape" mc:Ignorable="w14 w15 wp14">
   <w:p>
     <w:pPr>
       <w:pStyle w:val="a7"/>
@@ -19159,7 +18234,7 @@
 </file>
 
 <file path=word/footer4.xml><?xml version="1.0" encoding="utf-8"?>
-<w:ftr xmlns:wpc="http://schemas.microsoft.com/office/word/2010/wordprocessingCanvas" xmlns:cx="http://schemas.microsoft.com/office/drawing/2014/chartex" xmlns:cx1="http://schemas.microsoft.com/office/drawing/2015/9/8/chartex" xmlns:cx2="http://schemas.microsoft.com/office/drawing/2015/10/21/chartex" xmlns:cx3="http://schemas.microsoft.com/office/drawing/2016/5/9/chartex" xmlns:cx4="http://schemas.microsoft.com/office/drawing/2016/5/10/chartex" xmlns:cx5="http://schemas.microsoft.com/office/drawing/2016/5/11/chartex" xmlns:cx6="http://schemas.microsoft.com/office/drawing/2016/5/12/chartex" xmlns:cx7="http://schemas.microsoft.com/office/drawing/2016/5/13/chartex" xmlns:cx8="http://schemas.microsoft.com/office/drawing/2016/5/14/chartex" xmlns:mc="http://schemas.openxmlformats.org/markup-compatibility/2006" xmlns:aink="http://schemas.microsoft.com/office/drawing/2016/ink" xmlns:am3d="http://schemas.microsoft.com/office/drawing/2017/model3d" xmlns:o="urn:schemas-microsoft-com:office:office" xmlns:r="http://schemas.openxmlformats.org/officeDocument/2006/relationships" xmlns:m="http://schemas.openxmlformats.org/officeDocument/2006/math" xmlns:v="urn:schemas-microsoft-com:vml" xmlns:wp14="http://schemas.microsoft.com/office/word/2010/wordprocessingDrawing" xmlns:wp="http://schemas.openxmlformats.org/drawingml/2006/wordprocessingDrawing" xmlns:w10="urn:schemas-microsoft-com:office:word" xmlns:w="http://schemas.openxmlformats.org/wordprocessingml/2006/main" xmlns:w14="http://schemas.microsoft.com/office/word/2010/wordml" xmlns:w15="http://schemas.microsoft.com/office/word/2012/wordml" xmlns:w16cid="http://schemas.microsoft.com/office/word/2016/wordml/cid" xmlns:w16se="http://schemas.microsoft.com/office/word/2015/wordml/symex" xmlns:wpg="http://schemas.microsoft.com/office/word/2010/wordprocessingGroup" xmlns:wpi="http://schemas.microsoft.com/office/word/2010/wordprocessingInk" xmlns:wne="http://schemas.microsoft.com/office/word/2006/wordml" xmlns:wps="http://schemas.microsoft.com/office/word/2010/wordprocessingShape" mc:Ignorable="w14 w15 w16se w16cid wp14">
+<w:ftr xmlns:wpc="http://schemas.microsoft.com/office/word/2010/wordprocessingCanvas" xmlns:mc="http://schemas.openxmlformats.org/markup-compatibility/2006" xmlns:o="urn:schemas-microsoft-com:office:office" xmlns:r="http://schemas.openxmlformats.org/officeDocument/2006/relationships" xmlns:m="http://schemas.openxmlformats.org/officeDocument/2006/math" xmlns:v="urn:schemas-microsoft-com:vml" xmlns:wp14="http://schemas.microsoft.com/office/word/2010/wordprocessingDrawing" xmlns:wp="http://schemas.openxmlformats.org/drawingml/2006/wordprocessingDrawing" xmlns:w10="urn:schemas-microsoft-com:office:word" xmlns:w="http://schemas.openxmlformats.org/wordprocessingml/2006/main" xmlns:w14="http://schemas.microsoft.com/office/word/2010/wordml" xmlns:w15="http://schemas.microsoft.com/office/word/2012/wordml" xmlns:wpg="http://schemas.microsoft.com/office/word/2010/wordprocessingGroup" xmlns:wpi="http://schemas.microsoft.com/office/word/2010/wordprocessingInk" xmlns:wne="http://schemas.microsoft.com/office/word/2006/wordml" xmlns:wps="http://schemas.microsoft.com/office/word/2010/wordprocessingShape" mc:Ignorable="w14 w15 wp14">
   <w:p>
     <w:pPr>
       <w:pStyle w:val="a7"/>
@@ -19427,7 +18502,7 @@
 </file>
 
 <file path=word/footnotes.xml><?xml version="1.0" encoding="utf-8"?>
-<w:footnotes xmlns:wpc="http://schemas.microsoft.com/office/word/2010/wordprocessingCanvas" xmlns:cx="http://schemas.microsoft.com/office/drawing/2014/chartex" xmlns:cx1="http://schemas.microsoft.com/office/drawing/2015/9/8/chartex" xmlns:cx2="http://schemas.microsoft.com/office/drawing/2015/10/21/chartex" xmlns:cx3="http://schemas.microsoft.com/office/drawing/2016/5/9/chartex" xmlns:cx4="http://schemas.microsoft.com/office/drawing/2016/5/10/chartex" xmlns:cx5="http://schemas.microsoft.com/office/drawing/2016/5/11/chartex" xmlns:cx6="http://schemas.microsoft.com/office/drawing/2016/5/12/chartex" xmlns:cx7="http://schemas.microsoft.com/office/drawing/2016/5/13/chartex" xmlns:cx8="http://schemas.microsoft.com/office/drawing/2016/5/14/chartex" xmlns:mc="http://schemas.openxmlformats.org/markup-compatibility/2006" xmlns:aink="http://schemas.microsoft.com/office/drawing/2016/ink" xmlns:am3d="http://schemas.microsoft.com/office/drawing/2017/model3d" xmlns:o="urn:schemas-microsoft-com:office:office" xmlns:r="http://schemas.openxmlformats.org/officeDocument/2006/relationships" xmlns:m="http://schemas.openxmlformats.org/officeDocument/2006/math" xmlns:v="urn:schemas-microsoft-com:vml" xmlns:wp14="http://schemas.microsoft.com/office/word/2010/wordprocessingDrawing" xmlns:wp="http://schemas.openxmlformats.org/drawingml/2006/wordprocessingDrawing" xmlns:w10="urn:schemas-microsoft-com:office:word" xmlns:w="http://schemas.openxmlformats.org/wordprocessingml/2006/main" xmlns:w14="http://schemas.microsoft.com/office/word/2010/wordml" xmlns:w15="http://schemas.microsoft.com/office/word/2012/wordml" xmlns:w16cid="http://schemas.microsoft.com/office/word/2016/wordml/cid" xmlns:w16se="http://schemas.microsoft.com/office/word/2015/wordml/symex" xmlns:wpg="http://schemas.microsoft.com/office/word/2010/wordprocessingGroup" xmlns:wpi="http://schemas.microsoft.com/office/word/2010/wordprocessingInk" xmlns:wne="http://schemas.microsoft.com/office/word/2006/wordml" xmlns:wps="http://schemas.microsoft.com/office/word/2010/wordprocessingShape" mc:Ignorable="w14 w15 w16se w16cid wp14">
+<w:footnotes xmlns:wpc="http://schemas.microsoft.com/office/word/2010/wordprocessingCanvas" xmlns:mc="http://schemas.openxmlformats.org/markup-compatibility/2006" xmlns:o="urn:schemas-microsoft-com:office:office" xmlns:r="http://schemas.openxmlformats.org/officeDocument/2006/relationships" xmlns:m="http://schemas.openxmlformats.org/officeDocument/2006/math" xmlns:v="urn:schemas-microsoft-com:vml" xmlns:wp14="http://schemas.microsoft.com/office/word/2010/wordprocessingDrawing" xmlns:wp="http://schemas.openxmlformats.org/drawingml/2006/wordprocessingDrawing" xmlns:w10="urn:schemas-microsoft-com:office:word" xmlns:w="http://schemas.openxmlformats.org/wordprocessingml/2006/main" xmlns:w14="http://schemas.microsoft.com/office/word/2010/wordml" xmlns:w15="http://schemas.microsoft.com/office/word/2012/wordml" xmlns:wpg="http://schemas.microsoft.com/office/word/2010/wordprocessingGroup" xmlns:wpi="http://schemas.microsoft.com/office/word/2010/wordprocessingInk" xmlns:wne="http://schemas.microsoft.com/office/word/2006/wordml" xmlns:wps="http://schemas.microsoft.com/office/word/2010/wordprocessingShape" mc:Ignorable="w14 w15 wp14">
   <w:footnote w:type="separator" w:id="-1">
     <w:p>
       <w:r>
@@ -19446,7 +18521,7 @@
 </file>
 
 <file path=word/header1.xml><?xml version="1.0" encoding="utf-8"?>
-<w:hdr xmlns:wpc="http://schemas.microsoft.com/office/word/2010/wordprocessingCanvas" xmlns:cx="http://schemas.microsoft.com/office/drawing/2014/chartex" xmlns:cx1="http://schemas.microsoft.com/office/drawing/2015/9/8/chartex" xmlns:cx2="http://schemas.microsoft.com/office/drawing/2015/10/21/chartex" xmlns:cx3="http://schemas.microsoft.com/office/drawing/2016/5/9/chartex" xmlns:cx4="http://schemas.microsoft.com/office/drawing/2016/5/10/chartex" xmlns:cx5="http://schemas.microsoft.com/office/drawing/2016/5/11/chartex" xmlns:cx6="http://schemas.microsoft.com/office/drawing/2016/5/12/chartex" xmlns:cx7="http://schemas.microsoft.com/office/drawing/2016/5/13/chartex" xmlns:cx8="http://schemas.microsoft.com/office/drawing/2016/5/14/chartex" xmlns:mc="http://schemas.openxmlformats.org/markup-compatibility/2006" xmlns:aink="http://schemas.microsoft.com/office/drawing/2016/ink" xmlns:am3d="http://schemas.microsoft.com/office/drawing/2017/model3d" xmlns:o="urn:schemas-microsoft-com:office:office" xmlns:r="http://schemas.openxmlformats.org/officeDocument/2006/relationships" xmlns:m="http://schemas.openxmlformats.org/officeDocument/2006/math" xmlns:v="urn:schemas-microsoft-com:vml" xmlns:wp14="http://schemas.microsoft.com/office/word/2010/wordprocessingDrawing" xmlns:wp="http://schemas.openxmlformats.org/drawingml/2006/wordprocessingDrawing" xmlns:w10="urn:schemas-microsoft-com:office:word" xmlns:w="http://schemas.openxmlformats.org/wordprocessingml/2006/main" xmlns:w14="http://schemas.microsoft.com/office/word/2010/wordml" xmlns:w15="http://schemas.microsoft.com/office/word/2012/wordml" xmlns:w16cid="http://schemas.microsoft.com/office/word/2016/wordml/cid" xmlns:w16se="http://schemas.microsoft.com/office/word/2015/wordml/symex" xmlns:wpg="http://schemas.microsoft.com/office/word/2010/wordprocessingGroup" xmlns:wpi="http://schemas.microsoft.com/office/word/2010/wordprocessingInk" xmlns:wne="http://schemas.microsoft.com/office/word/2006/wordml" xmlns:wps="http://schemas.microsoft.com/office/word/2010/wordprocessingShape" mc:Ignorable="w14 w15 w16se w16cid wp14">
+<w:hdr xmlns:wpc="http://schemas.microsoft.com/office/word/2010/wordprocessingCanvas" xmlns:mc="http://schemas.openxmlformats.org/markup-compatibility/2006" xmlns:o="urn:schemas-microsoft-com:office:office" xmlns:r="http://schemas.openxmlformats.org/officeDocument/2006/relationships" xmlns:m="http://schemas.openxmlformats.org/officeDocument/2006/math" xmlns:v="urn:schemas-microsoft-com:vml" xmlns:wp14="http://schemas.microsoft.com/office/word/2010/wordprocessingDrawing" xmlns:wp="http://schemas.openxmlformats.org/drawingml/2006/wordprocessingDrawing" xmlns:w10="urn:schemas-microsoft-com:office:word" xmlns:w="http://schemas.openxmlformats.org/wordprocessingml/2006/main" xmlns:w14="http://schemas.microsoft.com/office/word/2010/wordml" xmlns:w15="http://schemas.microsoft.com/office/word/2012/wordml" xmlns:wpg="http://schemas.microsoft.com/office/word/2010/wordprocessingGroup" xmlns:wpi="http://schemas.microsoft.com/office/word/2010/wordprocessingInk" xmlns:wne="http://schemas.microsoft.com/office/word/2006/wordml" xmlns:wps="http://schemas.microsoft.com/office/word/2010/wordprocessingShape" mc:Ignorable="w14 w15 wp14">
   <w:p>
     <w:pPr>
       <w:pStyle w:val="a5"/>
@@ -19494,7 +18569,7 @@
 </file>
 
 <file path=word/header2.xml><?xml version="1.0" encoding="utf-8"?>
-<w:hdr xmlns:wpc="http://schemas.microsoft.com/office/word/2010/wordprocessingCanvas" xmlns:cx="http://schemas.microsoft.com/office/drawing/2014/chartex" xmlns:cx1="http://schemas.microsoft.com/office/drawing/2015/9/8/chartex" xmlns:cx2="http://schemas.microsoft.com/office/drawing/2015/10/21/chartex" xmlns:cx3="http://schemas.microsoft.com/office/drawing/2016/5/9/chartex" xmlns:cx4="http://schemas.microsoft.com/office/drawing/2016/5/10/chartex" xmlns:cx5="http://schemas.microsoft.com/office/drawing/2016/5/11/chartex" xmlns:cx6="http://schemas.microsoft.com/office/drawing/2016/5/12/chartex" xmlns:cx7="http://schemas.microsoft.com/office/drawing/2016/5/13/chartex" xmlns:cx8="http://schemas.microsoft.com/office/drawing/2016/5/14/chartex" xmlns:mc="http://schemas.openxmlformats.org/markup-compatibility/2006" xmlns:aink="http://schemas.microsoft.com/office/drawing/2016/ink" xmlns:am3d="http://schemas.microsoft.com/office/drawing/2017/model3d" xmlns:o="urn:schemas-microsoft-com:office:office" xmlns:r="http://schemas.openxmlformats.org/officeDocument/2006/relationships" xmlns:m="http://schemas.openxmlformats.org/officeDocument/2006/math" xmlns:v="urn:schemas-microsoft-com:vml" xmlns:wp14="http://schemas.microsoft.com/office/word/2010/wordprocessingDrawing" xmlns:wp="http://schemas.openxmlformats.org/drawingml/2006/wordprocessingDrawing" xmlns:w10="urn:schemas-microsoft-com:office:word" xmlns:w="http://schemas.openxmlformats.org/wordprocessingml/2006/main" xmlns:w14="http://schemas.microsoft.com/office/word/2010/wordml" xmlns:w15="http://schemas.microsoft.com/office/word/2012/wordml" xmlns:w16cid="http://schemas.microsoft.com/office/word/2016/wordml/cid" xmlns:w16se="http://schemas.microsoft.com/office/word/2015/wordml/symex" xmlns:wpg="http://schemas.microsoft.com/office/word/2010/wordprocessingGroup" xmlns:wpi="http://schemas.microsoft.com/office/word/2010/wordprocessingInk" xmlns:wne="http://schemas.microsoft.com/office/word/2006/wordml" xmlns:wps="http://schemas.microsoft.com/office/word/2010/wordprocessingShape" mc:Ignorable="w14 w15 w16se w16cid wp14">
+<w:hdr xmlns:wpc="http://schemas.microsoft.com/office/word/2010/wordprocessingCanvas" xmlns:mc="http://schemas.openxmlformats.org/markup-compatibility/2006" xmlns:o="urn:schemas-microsoft-com:office:office" xmlns:r="http://schemas.openxmlformats.org/officeDocument/2006/relationships" xmlns:m="http://schemas.openxmlformats.org/officeDocument/2006/math" xmlns:v="urn:schemas-microsoft-com:vml" xmlns:wp14="http://schemas.microsoft.com/office/word/2010/wordprocessingDrawing" xmlns:wp="http://schemas.openxmlformats.org/drawingml/2006/wordprocessingDrawing" xmlns:w10="urn:schemas-microsoft-com:office:word" xmlns:w="http://schemas.openxmlformats.org/wordprocessingml/2006/main" xmlns:w14="http://schemas.microsoft.com/office/word/2010/wordml" xmlns:w15="http://schemas.microsoft.com/office/word/2012/wordml" xmlns:wpg="http://schemas.microsoft.com/office/word/2010/wordprocessingGroup" xmlns:wpi="http://schemas.microsoft.com/office/word/2010/wordprocessingInk" xmlns:wne="http://schemas.microsoft.com/office/word/2006/wordml" xmlns:wps="http://schemas.microsoft.com/office/word/2010/wordprocessingShape" mc:Ignorable="w14 w15 wp14">
   <w:p>
     <w:pPr>
       <w:pStyle w:val="a5"/>
@@ -19502,108 +18577,19 @@
         <w:b w:val="0"/>
       </w:rPr>
     </w:pPr>
-    <w:proofErr w:type="spellStart"/>
     <w:r>
       <w:rPr>
         <w:b w:val="0"/>
         <w:sz w:val="16"/>
       </w:rPr>
-      <w:t>Громадська</w:t>
-    </w:r>
-    <w:proofErr w:type="spellEnd"/>
-    <w:r>
-      <w:rPr>
-        <w:b w:val="0"/>
-        <w:sz w:val="16"/>
-      </w:rPr>
-      <w:t xml:space="preserve"> </w:t>
-    </w:r>
-    <w:proofErr w:type="spellStart"/>
-    <w:r>
-      <w:rPr>
-        <w:b w:val="0"/>
-        <w:sz w:val="16"/>
-      </w:rPr>
-      <w:t>організація</w:t>
-    </w:r>
-    <w:proofErr w:type="spellEnd"/>
-    <w:r>
-      <w:rPr>
-        <w:b w:val="0"/>
-        <w:sz w:val="16"/>
-      </w:rPr>
-      <w:t xml:space="preserve"> «</w:t>
-    </w:r>
-    <w:proofErr w:type="spellStart"/>
-    <w:r>
-      <w:rPr>
-        <w:b w:val="0"/>
-        <w:sz w:val="16"/>
-      </w:rPr>
-      <w:t>Українська</w:t>
-    </w:r>
-    <w:proofErr w:type="spellEnd"/>
-    <w:r>
-      <w:rPr>
-        <w:b w:val="0"/>
-        <w:sz w:val="16"/>
-      </w:rPr>
-      <w:t xml:space="preserve"> </w:t>
-    </w:r>
-    <w:proofErr w:type="spellStart"/>
-    <w:r>
-      <w:rPr>
-        <w:b w:val="0"/>
-        <w:sz w:val="16"/>
-      </w:rPr>
-      <w:t>агенція</w:t>
-    </w:r>
-    <w:proofErr w:type="spellEnd"/>
-    <w:r>
-      <w:rPr>
-        <w:b w:val="0"/>
-        <w:sz w:val="16"/>
-      </w:rPr>
-      <w:t xml:space="preserve"> з </w:t>
-    </w:r>
-    <w:proofErr w:type="spellStart"/>
-    <w:r>
-      <w:rPr>
-        <w:b w:val="0"/>
-        <w:sz w:val="16"/>
-      </w:rPr>
-      <w:t>авторських</w:t>
-    </w:r>
-    <w:proofErr w:type="spellEnd"/>
-    <w:r>
-      <w:rPr>
-        <w:b w:val="0"/>
-        <w:sz w:val="16"/>
-      </w:rPr>
-      <w:t xml:space="preserve"> та </w:t>
-    </w:r>
-    <w:proofErr w:type="spellStart"/>
-    <w:r>
-      <w:rPr>
-        <w:b w:val="0"/>
-        <w:sz w:val="16"/>
-      </w:rPr>
-      <w:t>суміжних</w:t>
-    </w:r>
-    <w:proofErr w:type="spellEnd"/>
-    <w:r>
-      <w:rPr>
-        <w:b w:val="0"/>
-        <w:sz w:val="16"/>
-      </w:rPr>
-      <w:t xml:space="preserve"> прав»</w:t>
+      <w:t>Громадська організація «Українська агенція з авторських та суміжних прав»</w:t>
     </w:r>
   </w:p>
 </w:hdr>
 </file>
 
 <file path=word/header3.xml><?xml version="1.0" encoding="utf-8"?>
-<w:hdr xmlns:wpc="http://schemas.microsoft.com/office/word/2010/wordprocessingCanvas" xmlns:cx="http://schemas.microsoft.com/office/drawing/2014/chartex" xmlns:cx1="http://schemas.microsoft.com/office/drawing/2015/9/8/chartex" xmlns:cx2="http://schemas.microsoft.com/office/drawing/2015/10/21/chartex" xmlns:cx3="http://schemas.microsoft.com/office/drawing/2016/5/9/chartex" xmlns:cx4="http://schemas.microsoft.com/office/drawing/2016/5/10/chartex" xmlns:cx5="http://schemas.microsoft.com/office/drawing/2016/5/11/chartex" xmlns:cx6="http://schemas.microsoft.com/office/drawing/2016/5/12/chartex" xmlns:cx7="http://schemas.microsoft.com/office/drawing/2016/5/13/chartex" xmlns:cx8="http://schemas.microsoft.com/office/drawing/2016/5/14/chartex" xmlns:mc="http://schemas.openxmlformats.org/markup-compatibility/2006" xmlns:aink="http://schemas.microsoft.com/office/drawing/2016/ink" xmlns:am3d="http://schemas.microsoft.com/office/drawing/2017/model3d" xmlns:o="urn:schemas-microsoft-com:office:office" xmlns:r="http://schemas.openxmlformats.org/officeDocument/2006/relationships" xmlns:m="http://schemas.openxmlformats.org/officeDocument/2006/math" xmlns:v="urn:schemas-microsoft-com:vml" xmlns:wp14="http://schemas.microsoft.com/office/word/2010/wordprocessingDrawing" xmlns:wp="http://schemas.openxmlformats.org/drawingml/2006/wordprocessingDrawing" xmlns:w10="urn:schemas-microsoft-com:office:word" xmlns:w="http://schemas.openxmlformats.org/wordprocessingml/2006/main" xmlns:w14="http://schemas.microsoft.com/office/word/2010/wordml" xmlns:w15="http://schemas.microsoft.com/office/word/2012/wordml" xmlns:w16cid="http://schemas.microsoft.com/office/word/2016/wordml/cid" xmlns:w16se="http://schemas.microsoft.com/office/word/2015/wordml/symex" xmlns:wpg="http://schemas.microsoft.com/office/word/2010/wordprocessingGroup" xmlns:wpi="http://schemas.microsoft.com/office/word/2010/wordprocessingInk" xmlns:wne="http://schemas.microsoft.com/office/word/2006/wordml" xmlns:wps="http://schemas.microsoft.com/office/word/2010/wordprocessingShape" mc:Ignorable="w14 w15 w16se w16cid wp14">
+<w:hdr xmlns:wpc="http://schemas.microsoft.com/office/word/2010/wordprocessingCanvas" xmlns:mc="http://schemas.openxmlformats.org/markup-compatibility/2006" xmlns:o="urn:schemas-microsoft-com:office:office" xmlns:r="http://schemas.openxmlformats.org/officeDocument/2006/relationships" xmlns:m="http://schemas.openxmlformats.org/officeDocument/2006/math" xmlns:v="urn:schemas-microsoft-com:vml" xmlns:wp14="http://schemas.microsoft.com/office/word/2010/wordprocessingDrawing" xmlns:wp="http://schemas.openxmlformats.org/drawingml/2006/wordprocessingDrawing" xmlns:w10="urn:schemas-microsoft-com:office:word" xmlns:w="http://schemas.openxmlformats.org/wordprocessingml/2006/main" xmlns:w14="http://schemas.microsoft.com/office/word/2010/wordml" xmlns:w15="http://schemas.microsoft.com/office/word/2012/wordml" xmlns:wpg="http://schemas.microsoft.com/office/word/2010/wordprocessingGroup" xmlns:wpi="http://schemas.microsoft.com/office/word/2010/wordprocessingInk" xmlns:wne="http://schemas.microsoft.com/office/word/2006/wordml" xmlns:wps="http://schemas.microsoft.com/office/word/2010/wordprocessingShape" mc:Ignorable="w14 w15 wp14">
   <w:p>
     <w:pPr>
       <w:pStyle w:val="a5"/>
@@ -19611,108 +18597,19 @@
         <w:b w:val="0"/>
       </w:rPr>
     </w:pPr>
-    <w:proofErr w:type="spellStart"/>
     <w:r>
       <w:rPr>
         <w:b w:val="0"/>
         <w:sz w:val="16"/>
       </w:rPr>
-      <w:t>Громадська</w:t>
-    </w:r>
-    <w:proofErr w:type="spellEnd"/>
-    <w:r>
-      <w:rPr>
-        <w:b w:val="0"/>
-        <w:sz w:val="16"/>
-      </w:rPr>
-      <w:t xml:space="preserve"> </w:t>
-    </w:r>
-    <w:proofErr w:type="spellStart"/>
-    <w:r>
-      <w:rPr>
-        <w:b w:val="0"/>
-        <w:sz w:val="16"/>
-      </w:rPr>
-      <w:t>організація</w:t>
-    </w:r>
-    <w:proofErr w:type="spellEnd"/>
-    <w:r>
-      <w:rPr>
-        <w:b w:val="0"/>
-        <w:sz w:val="16"/>
-      </w:rPr>
-      <w:t xml:space="preserve"> «</w:t>
-    </w:r>
-    <w:proofErr w:type="spellStart"/>
-    <w:r>
-      <w:rPr>
-        <w:b w:val="0"/>
-        <w:sz w:val="16"/>
-      </w:rPr>
-      <w:t>Українська</w:t>
-    </w:r>
-    <w:proofErr w:type="spellEnd"/>
-    <w:r>
-      <w:rPr>
-        <w:b w:val="0"/>
-        <w:sz w:val="16"/>
-      </w:rPr>
-      <w:t xml:space="preserve"> </w:t>
-    </w:r>
-    <w:proofErr w:type="spellStart"/>
-    <w:r>
-      <w:rPr>
-        <w:b w:val="0"/>
-        <w:sz w:val="16"/>
-      </w:rPr>
-      <w:t>агенція</w:t>
-    </w:r>
-    <w:proofErr w:type="spellEnd"/>
-    <w:r>
-      <w:rPr>
-        <w:b w:val="0"/>
-        <w:sz w:val="16"/>
-      </w:rPr>
-      <w:t xml:space="preserve"> з </w:t>
-    </w:r>
-    <w:proofErr w:type="spellStart"/>
-    <w:r>
-      <w:rPr>
-        <w:b w:val="0"/>
-        <w:sz w:val="16"/>
-      </w:rPr>
-      <w:t>авторських</w:t>
-    </w:r>
-    <w:proofErr w:type="spellEnd"/>
-    <w:r>
-      <w:rPr>
-        <w:b w:val="0"/>
-        <w:sz w:val="16"/>
-      </w:rPr>
-      <w:t xml:space="preserve"> та </w:t>
-    </w:r>
-    <w:proofErr w:type="spellStart"/>
-    <w:r>
-      <w:rPr>
-        <w:b w:val="0"/>
-        <w:sz w:val="16"/>
-      </w:rPr>
-      <w:t>суміжних</w:t>
-    </w:r>
-    <w:proofErr w:type="spellEnd"/>
-    <w:r>
-      <w:rPr>
-        <w:b w:val="0"/>
-        <w:sz w:val="16"/>
-      </w:rPr>
-      <w:t xml:space="preserve"> прав»</w:t>
+      <w:t>Громадська організація «Українська агенція з авторських та суміжних прав»</w:t>
     </w:r>
   </w:p>
 </w:hdr>
 </file>
 
 <file path=word/header4.xml><?xml version="1.0" encoding="utf-8"?>
-<w:hdr xmlns:wpc="http://schemas.microsoft.com/office/word/2010/wordprocessingCanvas" xmlns:cx="http://schemas.microsoft.com/office/drawing/2014/chartex" xmlns:cx1="http://schemas.microsoft.com/office/drawing/2015/9/8/chartex" xmlns:cx2="http://schemas.microsoft.com/office/drawing/2015/10/21/chartex" xmlns:cx3="http://schemas.microsoft.com/office/drawing/2016/5/9/chartex" xmlns:cx4="http://schemas.microsoft.com/office/drawing/2016/5/10/chartex" xmlns:cx5="http://schemas.microsoft.com/office/drawing/2016/5/11/chartex" xmlns:cx6="http://schemas.microsoft.com/office/drawing/2016/5/12/chartex" xmlns:cx7="http://schemas.microsoft.com/office/drawing/2016/5/13/chartex" xmlns:cx8="http://schemas.microsoft.com/office/drawing/2016/5/14/chartex" xmlns:mc="http://schemas.openxmlformats.org/markup-compatibility/2006" xmlns:aink="http://schemas.microsoft.com/office/drawing/2016/ink" xmlns:am3d="http://schemas.microsoft.com/office/drawing/2017/model3d" xmlns:o="urn:schemas-microsoft-com:office:office" xmlns:r="http://schemas.openxmlformats.org/officeDocument/2006/relationships" xmlns:m="http://schemas.openxmlformats.org/officeDocument/2006/math" xmlns:v="urn:schemas-microsoft-com:vml" xmlns:wp14="http://schemas.microsoft.com/office/word/2010/wordprocessingDrawing" xmlns:wp="http://schemas.openxmlformats.org/drawingml/2006/wordprocessingDrawing" xmlns:w10="urn:schemas-microsoft-com:office:word" xmlns:w="http://schemas.openxmlformats.org/wordprocessingml/2006/main" xmlns:w14="http://schemas.microsoft.com/office/word/2010/wordml" xmlns:w15="http://schemas.microsoft.com/office/word/2012/wordml" xmlns:w16cid="http://schemas.microsoft.com/office/word/2016/wordml/cid" xmlns:w16se="http://schemas.microsoft.com/office/word/2015/wordml/symex" xmlns:wpg="http://schemas.microsoft.com/office/word/2010/wordprocessingGroup" xmlns:wpi="http://schemas.microsoft.com/office/word/2010/wordprocessingInk" xmlns:wne="http://schemas.microsoft.com/office/word/2006/wordml" xmlns:wps="http://schemas.microsoft.com/office/word/2010/wordprocessingShape" mc:Ignorable="w14 w15 w16se w16cid wp14">
+<w:hdr xmlns:wpc="http://schemas.microsoft.com/office/word/2010/wordprocessingCanvas" xmlns:mc="http://schemas.openxmlformats.org/markup-compatibility/2006" xmlns:o="urn:schemas-microsoft-com:office:office" xmlns:r="http://schemas.openxmlformats.org/officeDocument/2006/relationships" xmlns:m="http://schemas.openxmlformats.org/officeDocument/2006/math" xmlns:v="urn:schemas-microsoft-com:vml" xmlns:wp14="http://schemas.microsoft.com/office/word/2010/wordprocessingDrawing" xmlns:wp="http://schemas.openxmlformats.org/drawingml/2006/wordprocessingDrawing" xmlns:w10="urn:schemas-microsoft-com:office:word" xmlns:w="http://schemas.openxmlformats.org/wordprocessingml/2006/main" xmlns:w14="http://schemas.microsoft.com/office/word/2010/wordml" xmlns:w15="http://schemas.microsoft.com/office/word/2012/wordml" xmlns:wpg="http://schemas.microsoft.com/office/word/2010/wordprocessingGroup" xmlns:wpi="http://schemas.microsoft.com/office/word/2010/wordprocessingInk" xmlns:wne="http://schemas.microsoft.com/office/word/2006/wordml" xmlns:wps="http://schemas.microsoft.com/office/word/2010/wordprocessingShape" mc:Ignorable="w14 w15 wp14">
   <w:p>
     <w:pPr>
       <w:pStyle w:val="a5"/>
@@ -19759,7 +18656,7 @@
 </file>
 
 <file path=word/styles.xml><?xml version="1.0" encoding="utf-8"?>
-<w:styles xmlns:mc="http://schemas.openxmlformats.org/markup-compatibility/2006" xmlns:r="http://schemas.openxmlformats.org/officeDocument/2006/relationships" xmlns:w="http://schemas.openxmlformats.org/wordprocessingml/2006/main" xmlns:w14="http://schemas.microsoft.com/office/word/2010/wordml" xmlns:w15="http://schemas.microsoft.com/office/word/2012/wordml" xmlns:w16cid="http://schemas.microsoft.com/office/word/2016/wordml/cid" xmlns:w16se="http://schemas.microsoft.com/office/word/2015/wordml/symex" mc:Ignorable="w14 w15 w16se w16cid">
+<w:styles xmlns:mc="http://schemas.openxmlformats.org/markup-compatibility/2006" xmlns:r="http://schemas.openxmlformats.org/officeDocument/2006/relationships" xmlns:w="http://schemas.openxmlformats.org/wordprocessingml/2006/main" xmlns:w14="http://schemas.microsoft.com/office/word/2010/wordml" xmlns:w15="http://schemas.microsoft.com/office/word/2012/wordml" mc:Ignorable="w14 w15">
   <w:docDefaults>
     <w:rPrDefault>
       <w:rPr>
@@ -19769,7 +18666,7 @@
     </w:rPrDefault>
     <w:pPrDefault/>
   </w:docDefaults>
-  <w:latentStyles w:defLockedState="0" w:defUIPriority="0" w:defSemiHidden="0" w:defUnhideWhenUsed="0" w:defQFormat="0" w:count="375">
+  <w:latentStyles w:defLockedState="0" w:defUIPriority="0" w:defSemiHidden="0" w:defUnhideWhenUsed="0" w:defQFormat="0" w:count="371">
     <w:lsdException w:name="Normal" w:qFormat="1"/>
     <w:lsdException w:name="heading 1" w:qFormat="1"/>
     <w:lsdException w:name="heading 2" w:qFormat="1"/>
@@ -20133,10 +19030,6 @@
     <w:lsdException w:name="List Table 5 Dark Accent 6" w:uiPriority="50"/>
     <w:lsdException w:name="List Table 6 Colorful Accent 6" w:uiPriority="51"/>
     <w:lsdException w:name="List Table 7 Colorful Accent 6" w:uiPriority="52"/>
-    <w:lsdException w:name="Mention" w:semiHidden="1" w:uiPriority="99" w:unhideWhenUsed="1"/>
-    <w:lsdException w:name="Smart Hyperlink" w:semiHidden="1" w:uiPriority="99" w:unhideWhenUsed="1"/>
-    <w:lsdException w:name="Hashtag" w:semiHidden="1" w:uiPriority="99" w:unhideWhenUsed="1"/>
-    <w:lsdException w:name="Unresolved Mention" w:semiHidden="1" w:uiPriority="99" w:unhideWhenUsed="1"/>
   </w:latentStyles>
   <w:style w:type="paragraph" w:default="1" w:styleId="a">
     <w:name w:val="Normal"/>
@@ -20583,6 +19476,7 @@
       <w:rFonts w:eastAsia="MS Mincho"/>
     </w:rPr>
     <w:tblPr>
+      <w:tblInd w:w="0" w:type="dxa"/>
       <w:tblBorders>
         <w:top w:val="single" w:sz="4" w:space="0" w:color="auto"/>
         <w:left w:val="single" w:sz="4" w:space="0" w:color="auto"/>
@@ -20591,13 +19485,19 @@
         <w:insideH w:val="single" w:sz="4" w:space="0" w:color="auto"/>
         <w:insideV w:val="single" w:sz="4" w:space="0" w:color="auto"/>
       </w:tblBorders>
+      <w:tblCellMar>
+        <w:top w:w="0" w:type="dxa"/>
+        <w:left w:w="108" w:type="dxa"/>
+        <w:bottom w:w="0" w:type="dxa"/>
+        <w:right w:w="108" w:type="dxa"/>
+      </w:tblCellMar>
     </w:tblPr>
   </w:style>
 </w:styles>
 </file>
 
 <file path=word/glossary/document.xml><?xml version="1.0" encoding="utf-8"?>
-<w:glossaryDocument xmlns:wpc="http://schemas.microsoft.com/office/word/2010/wordprocessingCanvas" xmlns:cx="http://schemas.microsoft.com/office/drawing/2014/chartex" xmlns:cx1="http://schemas.microsoft.com/office/drawing/2015/9/8/chartex" xmlns:cx2="http://schemas.microsoft.com/office/drawing/2015/10/21/chartex" xmlns:cx3="http://schemas.microsoft.com/office/drawing/2016/5/9/chartex" xmlns:cx4="http://schemas.microsoft.com/office/drawing/2016/5/10/chartex" xmlns:cx5="http://schemas.microsoft.com/office/drawing/2016/5/11/chartex" xmlns:cx6="http://schemas.microsoft.com/office/drawing/2016/5/12/chartex" xmlns:cx7="http://schemas.microsoft.com/office/drawing/2016/5/13/chartex" xmlns:cx8="http://schemas.microsoft.com/office/drawing/2016/5/14/chartex" xmlns:mc="http://schemas.openxmlformats.org/markup-compatibility/2006" xmlns:aink="http://schemas.microsoft.com/office/drawing/2016/ink" xmlns:am3d="http://schemas.microsoft.com/office/drawing/2017/model3d" xmlns:o="urn:schemas-microsoft-com:office:office" xmlns:r="http://schemas.openxmlformats.org/officeDocument/2006/relationships" xmlns:m="http://schemas.openxmlformats.org/officeDocument/2006/math" xmlns:v="urn:schemas-microsoft-com:vml" xmlns:wp14="http://schemas.microsoft.com/office/word/2010/wordprocessingDrawing" xmlns:wp="http://schemas.openxmlformats.org/drawingml/2006/wordprocessingDrawing" xmlns:w10="urn:schemas-microsoft-com:office:word" xmlns:w="http://schemas.openxmlformats.org/wordprocessingml/2006/main" xmlns:w14="http://schemas.microsoft.com/office/word/2010/wordml" xmlns:w15="http://schemas.microsoft.com/office/word/2012/wordml" xmlns:w16cid="http://schemas.microsoft.com/office/word/2016/wordml/cid" xmlns:w16se="http://schemas.microsoft.com/office/word/2015/wordml/symex" xmlns:wpg="http://schemas.microsoft.com/office/word/2010/wordprocessingGroup" xmlns:wpi="http://schemas.microsoft.com/office/word/2010/wordprocessingInk" xmlns:wne="http://schemas.microsoft.com/office/word/2006/wordml" xmlns:wps="http://schemas.microsoft.com/office/word/2010/wordprocessingShape" mc:Ignorable="w14 w15 w16se w16cid wp14">
+<w:glossaryDocument xmlns:wpc="http://schemas.microsoft.com/office/word/2010/wordprocessingCanvas" xmlns:mc="http://schemas.openxmlformats.org/markup-compatibility/2006" xmlns:o="urn:schemas-microsoft-com:office:office" xmlns:r="http://schemas.openxmlformats.org/officeDocument/2006/relationships" xmlns:m="http://schemas.openxmlformats.org/officeDocument/2006/math" xmlns:v="urn:schemas-microsoft-com:vml" xmlns:wp14="http://schemas.microsoft.com/office/word/2010/wordprocessingDrawing" xmlns:wp="http://schemas.openxmlformats.org/drawingml/2006/wordprocessingDrawing" xmlns:w10="urn:schemas-microsoft-com:office:word" xmlns:w="http://schemas.openxmlformats.org/wordprocessingml/2006/main" xmlns:w14="http://schemas.microsoft.com/office/word/2010/wordml" xmlns:w15="http://schemas.microsoft.com/office/word/2012/wordml" xmlns:wpg="http://schemas.microsoft.com/office/word/2010/wordprocessingGroup" xmlns:wpi="http://schemas.microsoft.com/office/word/2010/wordprocessingInk" xmlns:wne="http://schemas.microsoft.com/office/word/2006/wordml" xmlns:wps="http://schemas.microsoft.com/office/word/2010/wordprocessingShape" mc:Ignorable="w14 w15 wp14">
   <w:docParts>
     <w:docPart>
       <w:docPartPr>
@@ -21308,7 +20208,7 @@
 </file>
 
 <file path=word/glossary/fontTable.xml><?xml version="1.0" encoding="utf-8"?>
-<w:fonts xmlns:mc="http://schemas.openxmlformats.org/markup-compatibility/2006" xmlns:r="http://schemas.openxmlformats.org/officeDocument/2006/relationships" xmlns:w="http://schemas.openxmlformats.org/wordprocessingml/2006/main" xmlns:w14="http://schemas.microsoft.com/office/word/2010/wordml" xmlns:w15="http://schemas.microsoft.com/office/word/2012/wordml" xmlns:w16cid="http://schemas.microsoft.com/office/word/2016/wordml/cid" xmlns:w16se="http://schemas.microsoft.com/office/word/2015/wordml/symex" mc:Ignorable="w14 w15 w16se w16cid">
+<w:fonts xmlns:mc="http://schemas.openxmlformats.org/markup-compatibility/2006" xmlns:r="http://schemas.openxmlformats.org/officeDocument/2006/relationships" xmlns:w="http://schemas.openxmlformats.org/wordprocessingml/2006/main" xmlns:w14="http://schemas.microsoft.com/office/word/2010/wordml" xmlns:w15="http://schemas.microsoft.com/office/word/2012/wordml" mc:Ignorable="w14 w15">
   <w:font w:name="Times New Roman">
     <w:panose1 w:val="02020603050405020304"/>
     <w:charset w:val="CC"/>
@@ -21320,9 +20220,10 @@
     <w:altName w:val="ＭＳ 明朝"/>
     <w:panose1 w:val="02020609040205080304"/>
     <w:charset w:val="80"/>
-    <w:family w:val="modern"/>
+    <w:family w:val="roman"/>
+    <w:notTrueType/>
     <w:pitch w:val="fixed"/>
-    <w:sig w:usb0="E00002FF" w:usb1="6AC7FDFB" w:usb2="08000012" w:usb3="00000000" w:csb0="0002009F" w:csb1="00000000"/>
+    <w:sig w:usb0="00000001" w:usb1="08070000" w:usb2="00000010" w:usb3="00000000" w:csb0="00020000" w:csb1="00000000"/>
   </w:font>
   <w:font w:name="Verdana">
     <w:panose1 w:val="020B0604030504040204"/>
@@ -21350,21 +20251,21 @@
     <w:charset w:val="CC"/>
     <w:family w:val="swiss"/>
     <w:pitch w:val="variable"/>
-    <w:sig w:usb0="E0002EFF" w:usb1="C000247B" w:usb2="00000009" w:usb3="00000000" w:csb0="000001FF" w:csb1="00000000"/>
+    <w:sig w:usb0="E0002AFF" w:usb1="C000247B" w:usb2="00000009" w:usb3="00000000" w:csb0="000001FF" w:csb1="00000000"/>
   </w:font>
   <w:font w:name="Arial">
     <w:panose1 w:val="020B0604020202020204"/>
     <w:charset w:val="CC"/>
     <w:family w:val="swiss"/>
     <w:pitch w:val="variable"/>
-    <w:sig w:usb0="E0002EFF" w:usb1="C000785B" w:usb2="00000009" w:usb3="00000000" w:csb0="000001FF" w:csb1="00000000"/>
+    <w:sig w:usb0="E0002EFF" w:usb1="C0007843" w:usb2="00000009" w:usb3="00000000" w:csb0="000001FF" w:csb1="00000000"/>
   </w:font>
   <w:font w:name="Cambria">
     <w:panose1 w:val="02040503050406030204"/>
     <w:charset w:val="CC"/>
     <w:family w:val="roman"/>
     <w:pitch w:val="variable"/>
-    <w:sig w:usb0="E00006FF" w:usb1="420024FF" w:usb2="02000000" w:usb3="00000000" w:csb0="0000019F" w:csb1="00000000"/>
+    <w:sig w:usb0="E00002FF" w:usb1="400004FF" w:usb2="00000000" w:usb3="00000000" w:csb0="0000019F" w:csb1="00000000"/>
   </w:font>
   <w:font w:name="Calibri Light">
     <w:panose1 w:val="020F0302020204030204"/>
@@ -21377,9 +20278,10 @@
 </file>
 
 <file path=word/glossary/settings.xml><?xml version="1.0" encoding="utf-8"?>
-<w:settings xmlns:mc="http://schemas.openxmlformats.org/markup-compatibility/2006" xmlns:o="urn:schemas-microsoft-com:office:office" xmlns:r="http://schemas.openxmlformats.org/officeDocument/2006/relationships" xmlns:m="http://schemas.openxmlformats.org/officeDocument/2006/math" xmlns:v="urn:schemas-microsoft-com:vml" xmlns:w10="urn:schemas-microsoft-com:office:word" xmlns:w="http://schemas.openxmlformats.org/wordprocessingml/2006/main" xmlns:w14="http://schemas.microsoft.com/office/word/2010/wordml" xmlns:w15="http://schemas.microsoft.com/office/word/2012/wordml" xmlns:w16cid="http://schemas.microsoft.com/office/word/2016/wordml/cid" xmlns:w16se="http://schemas.microsoft.com/office/word/2015/wordml/symex" xmlns:sl="http://schemas.openxmlformats.org/schemaLibrary/2006/main" mc:Ignorable="w14 w15 w16se w16cid">
+<w:settings xmlns:mc="http://schemas.openxmlformats.org/markup-compatibility/2006" xmlns:o="urn:schemas-microsoft-com:office:office" xmlns:r="http://schemas.openxmlformats.org/officeDocument/2006/relationships" xmlns:m="http://schemas.openxmlformats.org/officeDocument/2006/math" xmlns:v="urn:schemas-microsoft-com:vml" xmlns:w10="urn:schemas-microsoft-com:office:word" xmlns:w="http://schemas.openxmlformats.org/wordprocessingml/2006/main" xmlns:w14="http://schemas.microsoft.com/office/word/2010/wordml" xmlns:w15="http://schemas.microsoft.com/office/word/2012/wordml" xmlns:sl="http://schemas.openxmlformats.org/schemaLibrary/2006/main" mc:Ignorable="w14 w15">
   <w:view w:val="normal"/>
   <w:defaultTabStop w:val="720"/>
+  <w:hyphenationZone w:val="425"/>
   <w:characterSpacingControl w:val="doNotCompress"/>
   <w:compat>
     <w:useFELayout/>
@@ -21388,7 +20290,6 @@
     <w:compatSetting w:name="enableOpenTypeFeatures" w:uri="http://schemas.microsoft.com/office/word" w:val="1"/>
     <w:compatSetting w:name="doNotFlipMirrorIndents" w:uri="http://schemas.microsoft.com/office/word" w:val="1"/>
     <w:compatSetting w:name="differentiateMultirowTableHeaders" w:uri="http://schemas.microsoft.com/office/word" w:val="1"/>
-    <w:compatSetting w:name="useWord2013TrackBottomHyphenation" w:uri="http://schemas.microsoft.com/office/word" w:val="0"/>
   </w:compat>
   <w:rsids>
     <w:rsidRoot w:val="0059506E"/>
@@ -21396,7 +20297,9 @@
     <w:rsid w:val="0059506E"/>
     <w:rsid w:val="005F22E1"/>
     <w:rsid w:val="006C40A7"/>
+    <w:rsid w:val="007C5EE5"/>
     <w:rsid w:val="00E75355"/>
+    <w:rsid w:val="00F17399"/>
     <w:rsid w:val="00F32928"/>
     <w:rsid w:val="00FC1941"/>
   </w:rsids>
@@ -21413,7 +20316,7 @@
     <m:intLim m:val="subSup"/>
     <m:naryLim m:val="undOvr"/>
   </m:mathPr>
-  <w:themeFontLang w:val="ru-UA"/>
+  <w:themeFontLang/>
   <w:clrSchemeMapping w:bg1="light1" w:t1="dark1" w:bg2="light2" w:t2="dark2" w:accent1="accent1" w:accent2="accent2" w:accent3="accent3" w:accent4="accent4" w:accent5="accent5" w:accent6="accent6" w:hyperlink="hyperlink" w:followedHyperlink="followedHyperlink"/>
   <w:decimalSymbol w:val=","/>
   <w:listSeparator w:val=";"/>
@@ -21422,14 +20325,14 @@
 </file>
 
 <file path=word/glossary/styles.xml><?xml version="1.0" encoding="utf-8"?>
-<w:styles xmlns:mc="http://schemas.openxmlformats.org/markup-compatibility/2006" xmlns:r="http://schemas.openxmlformats.org/officeDocument/2006/relationships" xmlns:w="http://schemas.openxmlformats.org/wordprocessingml/2006/main" xmlns:w14="http://schemas.microsoft.com/office/word/2010/wordml" xmlns:w15="http://schemas.microsoft.com/office/word/2012/wordml" xmlns:w16cid="http://schemas.microsoft.com/office/word/2016/wordml/cid" xmlns:w16se="http://schemas.microsoft.com/office/word/2015/wordml/symex" mc:Ignorable="w14 w15 w16se w16cid">
+<w:styles xmlns:mc="http://schemas.openxmlformats.org/markup-compatibility/2006" xmlns:r="http://schemas.openxmlformats.org/officeDocument/2006/relationships" xmlns:w="http://schemas.openxmlformats.org/wordprocessingml/2006/main" xmlns:w14="http://schemas.microsoft.com/office/word/2010/wordml" xmlns:w15="http://schemas.microsoft.com/office/word/2012/wordml" mc:Ignorable="w14 w15">
   <w:docDefaults>
     <w:rPrDefault>
       <w:rPr>
         <w:rFonts w:asciiTheme="minorHAnsi" w:eastAsiaTheme="minorEastAsia" w:hAnsiTheme="minorHAnsi" w:cstheme="minorBidi"/>
         <w:sz w:val="22"/>
         <w:szCs w:val="22"/>
-        <w:lang w:val="ru-UA" w:eastAsia="ru-UA" w:bidi="ar-SA"/>
+        <w:lang w:val="aa-ET" w:eastAsia="aa-ET" w:bidi="ar-SA"/>
       </w:rPr>
     </w:rPrDefault>
     <w:pPrDefault>
@@ -21438,7 +20341,7 @@
       </w:pPr>
     </w:pPrDefault>
   </w:docDefaults>
-  <w:latentStyles w:defLockedState="0" w:defUIPriority="99" w:defSemiHidden="0" w:defUnhideWhenUsed="0" w:defQFormat="0" w:count="375">
+  <w:latentStyles w:defLockedState="0" w:defUIPriority="99" w:defSemiHidden="0" w:defUnhideWhenUsed="0" w:defQFormat="0" w:count="371">
     <w:lsdException w:name="Normal" w:uiPriority="0" w:qFormat="1"/>
     <w:lsdException w:name="heading 1" w:uiPriority="9" w:qFormat="1"/>
     <w:lsdException w:name="heading 2" w:semiHidden="1" w:uiPriority="9" w:unhideWhenUsed="1" w:qFormat="1"/>
@@ -21810,10 +20713,6 @@
     <w:lsdException w:name="List Table 5 Dark Accent 6" w:uiPriority="50"/>
     <w:lsdException w:name="List Table 6 Colorful Accent 6" w:uiPriority="51"/>
     <w:lsdException w:name="List Table 7 Colorful Accent 6" w:uiPriority="52"/>
-    <w:lsdException w:name="Mention" w:semiHidden="1" w:unhideWhenUsed="1"/>
-    <w:lsdException w:name="Smart Hyperlink" w:semiHidden="1" w:unhideWhenUsed="1"/>
-    <w:lsdException w:name="Hashtag" w:semiHidden="1" w:unhideWhenUsed="1"/>
-    <w:lsdException w:name="Unresolved Mention" w:semiHidden="1" w:unhideWhenUsed="1"/>
   </w:latentStyles>
   <w:style w:type="paragraph" w:default="1" w:styleId="a">
     <w:name w:val="Normal"/>
@@ -21968,7 +20867,7 @@
 </file>
 
 <file path=word/glossary/webSettings.xml><?xml version="1.0" encoding="utf-8"?>
-<w:webSettings xmlns:mc="http://schemas.openxmlformats.org/markup-compatibility/2006" xmlns:r="http://schemas.openxmlformats.org/officeDocument/2006/relationships" xmlns:w="http://schemas.openxmlformats.org/wordprocessingml/2006/main" xmlns:w14="http://schemas.microsoft.com/office/word/2010/wordml" xmlns:w15="http://schemas.microsoft.com/office/word/2012/wordml" xmlns:w16cid="http://schemas.microsoft.com/office/word/2016/wordml/cid" xmlns:w16se="http://schemas.microsoft.com/office/word/2015/wordml/symex" mc:Ignorable="w14 w15 w16se w16cid">
+<w:webSettings xmlns:mc="http://schemas.openxmlformats.org/markup-compatibility/2006" xmlns:r="http://schemas.openxmlformats.org/officeDocument/2006/relationships" xmlns:w="http://schemas.openxmlformats.org/wordprocessingml/2006/main" xmlns:w14="http://schemas.microsoft.com/office/word/2010/wordml" xmlns:w15="http://schemas.microsoft.com/office/word/2012/wordml" mc:Ignorable="w14 w15">
   <w:optimizeForBrowser/>
   <w:allowPNG/>
 </w:webSettings>
